--- a/Dokumentáció.docx
+++ b/Dokumentáció.docx
@@ -138,6 +138,25 @@
     </w:p>
     <w:p>
       <w:pPr>
+        <w:spacing w:before="360"/>
+        <w:jc w:val="center"/>
+        <w:rPr>
+          <w:rFonts w:cs="Times New Roman"/>
+          <w:b/>
+          <w:sz w:val="48"/>
+        </w:rPr>
+      </w:pPr>
+      <w:r>
+        <w:rPr>
+          <w:rFonts w:cs="Times New Roman"/>
+          <w:b/>
+          <w:sz w:val="48"/>
+        </w:rPr>
+        <w:t>Dr. Csont</w:t>
+      </w:r>
+    </w:p>
+    <w:p>
+      <w:pPr>
         <w:spacing w:before="4080"/>
         <w:jc w:val="center"/>
         <w:rPr>
@@ -167,6 +186,7 @@
           <w:rFonts w:cs="Times New Roman"/>
           <w:sz w:val="32"/>
         </w:rPr>
+        <w:lastRenderedPageBreak/>
         <w:t>Budapest, 202</w:t>
       </w:r>
       <w:r>
@@ -22674,7 +22694,7 @@
         <w:rPr>
           <w:noProof/>
         </w:rPr>
-        <w:t>Bemutatkozás</w:t>
+        <w:t>Fő Iroda</w:t>
       </w:r>
     </w:fldSimple>
   </w:p>

--- a/Dokumentáció.docx
+++ b/Dokumentáció.docx
@@ -125,6 +125,7 @@
           <w:rFonts w:cs="Times New Roman"/>
           <w:b/>
           <w:sz w:val="48"/>
+          <w:highlight w:val="green"/>
         </w:rPr>
       </w:pPr>
       <w:r>
@@ -132,6 +133,7 @@
           <w:rFonts w:cs="Times New Roman"/>
           <w:b/>
           <w:sz w:val="48"/>
+          <w:highlight w:val="green"/>
         </w:rPr>
         <w:t>csapatnév</w:t>
       </w:r>
@@ -151,6 +153,7 @@
           <w:rFonts w:cs="Times New Roman"/>
           <w:b/>
           <w:sz w:val="48"/>
+          <w:highlight w:val="green"/>
         </w:rPr>
         <w:t>Dr. Csont</w:t>
       </w:r>
@@ -312,7 +315,15 @@
         <w:t xml:space="preserve">a </w:t>
       </w:r>
       <w:r>
-        <w:t>site-okat, azok szerepét, felépítését, az általuk biztosított szolgáltatásokat</w:t>
+        <w:t>site-</w:t>
+      </w:r>
+      <w:proofErr w:type="spellStart"/>
+      <w:r>
+        <w:t>okat</w:t>
+      </w:r>
+      <w:proofErr w:type="spellEnd"/>
+      <w:r>
+        <w:t>, azok szerepét, felépítését, az általuk biztosított szolgáltatásokat</w:t>
       </w:r>
       <w:r>
         <w:t>,</w:t>
@@ -473,7 +484,15 @@
         <w:t xml:space="preserve"> egy</w:t>
       </w:r>
       <w:r>
-        <w:t xml:space="preserve"> legalább három különálló site-ból álló hálózatot kellett kialakítanunk. A tervezett hálózat a következő telephelyekből áll:</w:t>
+        <w:t xml:space="preserve"> legalább három különálló site-</w:t>
+      </w:r>
+      <w:proofErr w:type="spellStart"/>
+      <w:r>
+        <w:t>ból</w:t>
+      </w:r>
+      <w:proofErr w:type="spellEnd"/>
+      <w:r>
+        <w:t xml:space="preserve"> álló hálózatot kellett kialakítanunk. A tervezett hálózat a következő telephelyekből áll:</w:t>
       </w:r>
     </w:p>
     <w:p>
@@ -649,7 +668,15 @@
         <w:t xml:space="preserve">meghibásodás esetén is működőképes maradjon. Ennek </w:t>
       </w:r>
       <w:r>
-        <w:t>érdekében második és harmadik rétegbeli redundáns megoldásokat alkalmaztunk</w:t>
+        <w:t xml:space="preserve">érdekében második és harmadik </w:t>
+      </w:r>
+      <w:proofErr w:type="spellStart"/>
+      <w:r>
+        <w:t>rétegbeli</w:t>
+      </w:r>
+      <w:proofErr w:type="spellEnd"/>
+      <w:r>
+        <w:t xml:space="preserve"> redundáns megoldásokat alkalmaztunk</w:t>
       </w:r>
       <w:r>
         <w:t xml:space="preserve">, amelyek biztosítják, hogy egy eszköz vagy </w:t>
@@ -689,7 +716,15 @@
         <w:t xml:space="preserve">alkalmaztunk. </w:t>
       </w:r>
       <w:r>
-        <w:t>Ez biztosítja, hogy a hálózat a jelenlegi rendszerekkel is működjön, és később is könnyen bővíthető legyen.</w:t>
+        <w:t xml:space="preserve">Ez biztosítja, hogy a hálózat a jelenlegi rendszerekkel is </w:t>
+      </w:r>
+      <w:proofErr w:type="spellStart"/>
+      <w:r>
+        <w:t>működjön</w:t>
+      </w:r>
+      <w:proofErr w:type="spellEnd"/>
+      <w:r>
+        <w:t>, és később is könnyen bővíthető legyen.</w:t>
       </w:r>
     </w:p>
     <w:p>
@@ -767,7 +802,31 @@
         <w:pStyle w:val="Szvegek"/>
       </w:pPr>
       <w:r>
-        <w:t>A hálózatban PAT (Port Address Translation) címfordítást alkalmaztunk. Ennek segítségével a belső hálózat eszközei egy közös publikus IP-címen keresztül érhetik el az internetet, miközben a forgalom a portszámok alapján kerül megkülönböztetésre.</w:t>
+        <w:t xml:space="preserve">A hálózatban PAT (Port </w:t>
+      </w:r>
+      <w:proofErr w:type="spellStart"/>
+      <w:r>
+        <w:t>Address</w:t>
+      </w:r>
+      <w:proofErr w:type="spellEnd"/>
+      <w:r>
+        <w:t xml:space="preserve"> </w:t>
+      </w:r>
+      <w:proofErr w:type="spellStart"/>
+      <w:r>
+        <w:t>Translation</w:t>
+      </w:r>
+      <w:proofErr w:type="spellEnd"/>
+      <w:r>
+        <w:t xml:space="preserve">) címfordítást alkalmaztunk. Ennek segítségével a belső hálózat eszközei egy közös publikus IP-címen keresztül érhetik el az internetet, miközben a forgalom a </w:t>
+      </w:r>
+      <w:proofErr w:type="spellStart"/>
+      <w:r>
+        <w:t>portszámok</w:t>
+      </w:r>
+      <w:proofErr w:type="spellEnd"/>
+      <w:r>
+        <w:t xml:space="preserve"> alapján kerül megkülönböztetésre.</w:t>
       </w:r>
       <w:r>
         <w:t xml:space="preserve"> Emellett statikus NAT-ot is alkalmaztun</w:t>
@@ -904,7 +963,15 @@
         <w:pStyle w:val="Szvegek"/>
       </w:pPr>
       <w:r>
-        <w:t xml:space="preserve">A Bosch nevű vállalat felkért minket arra, hogy tervezzük meg az újonnan épülő budapesti székhelyük hálózati infrastruktúráját. A megbízás részeként egy legalább három site-ból álló hálózati terv elkészítését kérték tőlünk. A </w:t>
+        <w:t>A Bosch nevű vállalat felkért minket arra, hogy tervezzük meg az újonnan épülő budapesti székhelyük hálózati infrastruktúráját. A megbízás részeként egy legalább három site-</w:t>
+      </w:r>
+      <w:proofErr w:type="spellStart"/>
+      <w:r>
+        <w:t>ból</w:t>
+      </w:r>
+      <w:proofErr w:type="spellEnd"/>
+      <w:r>
+        <w:t xml:space="preserve"> álló hálózati terv elkészítését kérték tőlünk. A </w:t>
       </w:r>
       <w:r>
         <w:t>tervezet</w:t>
@@ -1116,7 +1183,15 @@
         <w:pStyle w:val="Szvegek"/>
       </w:pPr>
       <w:r>
-        <w:t xml:space="preserve">A kialakított hálózat legnagyobb site-ja a Fő Iroda. Ezen a site-on található a legtöbb hálózati végberendezés, mivel a munkafolyamatok </w:t>
+        <w:t>A kialakított hálózat legnagyobb site-ja a Fő Iroda. Ezen a site-</w:t>
+      </w:r>
+      <w:proofErr w:type="spellStart"/>
+      <w:r>
+        <w:t>on</w:t>
+      </w:r>
+      <w:proofErr w:type="spellEnd"/>
+      <w:r>
+        <w:t xml:space="preserve"> található a legtöbb hálózati végberendezés, mivel a munkafolyamatok </w:t>
       </w:r>
       <w:r>
         <w:t>ezen a telephelyen</w:t>
@@ -1150,7 +1225,15 @@
         <w:t>a</w:t>
       </w:r>
       <w:r>
-        <w:t xml:space="preserve"> végberendezések UTP kábeleken keresztül csatlakoznak a switchekhez.</w:t>
+        <w:t xml:space="preserve"> végberendezések UTP kábeleken keresztül csatlakoznak a </w:t>
+      </w:r>
+      <w:proofErr w:type="spellStart"/>
+      <w:r>
+        <w:t>switchekhez</w:t>
+      </w:r>
+      <w:proofErr w:type="spellEnd"/>
+      <w:r>
+        <w:t>.</w:t>
       </w:r>
       <w:r>
         <w:t xml:space="preserve"> </w:t>
@@ -1337,7 +1420,15 @@
         <w:spacing w:before="240"/>
       </w:pPr>
       <w:r>
-        <w:t>Ezen kívül a routerek közötti kapcsolatokhoz /30-as hálózatokat használtunk a pont-pont összeköttetésekhez:</w:t>
+        <w:t xml:space="preserve">Ezen kívül a routerek közötti kapcsolatokhoz /30-as </w:t>
+      </w:r>
+      <w:proofErr w:type="spellStart"/>
+      <w:r>
+        <w:t>hálózatokat</w:t>
+      </w:r>
+      <w:proofErr w:type="spellEnd"/>
+      <w:r>
+        <w:t xml:space="preserve"> használtunk a pont-pont összeköttetésekhez:</w:t>
       </w:r>
     </w:p>
     <w:p>
@@ -1451,7 +1542,23 @@
         <w:pStyle w:val="Szvegek"/>
       </w:pPr>
       <w:r>
-        <w:t xml:space="preserve">A VLAN (Virtual Local Area Network) egy </w:t>
+        <w:t>A VLAN (</w:t>
+      </w:r>
+      <w:proofErr w:type="spellStart"/>
+      <w:r>
+        <w:t>Virtual</w:t>
+      </w:r>
+      <w:proofErr w:type="spellEnd"/>
+      <w:r>
+        <w:t xml:space="preserve"> Local </w:t>
+      </w:r>
+      <w:proofErr w:type="spellStart"/>
+      <w:r>
+        <w:t>Area</w:t>
+      </w:r>
+      <w:proofErr w:type="spellEnd"/>
+      <w:r>
+        <w:t xml:space="preserve"> Network) egy </w:t>
       </w:r>
       <w:r>
         <w:t xml:space="preserve">olyan </w:t>
@@ -1813,7 +1920,31 @@
         <w:pStyle w:val="Szvegek"/>
       </w:pPr>
       <w:r>
-        <w:t>A VLAN99 a hálózat native VLAN-ja, amelyhez a trunk portokon érkező tagolatlan (untagged) forgalom tartozik. Ez a VLAN biztosítja, hogy a nem címkézett keretek megfelelően továbbításra kerüljenek, miközben elkülönül a felhasználói VLAN-októl.</w:t>
+        <w:t xml:space="preserve">A VLAN99 a hálózat </w:t>
+      </w:r>
+      <w:proofErr w:type="spellStart"/>
+      <w:r>
+        <w:t>native</w:t>
+      </w:r>
+      <w:proofErr w:type="spellEnd"/>
+      <w:r>
+        <w:t xml:space="preserve"> VLAN-ja, amelyhez a </w:t>
+      </w:r>
+      <w:proofErr w:type="spellStart"/>
+      <w:r>
+        <w:t>trunk</w:t>
+      </w:r>
+      <w:proofErr w:type="spellEnd"/>
+      <w:r>
+        <w:t xml:space="preserve"> portokon érkező tagolatlan (</w:t>
+      </w:r>
+      <w:proofErr w:type="spellStart"/>
+      <w:r>
+        <w:t>untagged</w:t>
+      </w:r>
+      <w:proofErr w:type="spellEnd"/>
+      <w:r>
+        <w:t>) forgalom tartozik. Ez a VLAN biztosítja, hogy a nem címkézett keretek megfelelően továbbításra kerüljenek, miközben elkülönül a felhasználói VLAN-októl.</w:t>
       </w:r>
     </w:p>
     <w:p>
@@ -1924,8 +2055,13 @@
         <w:t>1</w:t>
       </w:r>
       <w:r>
-        <w:t xml:space="preserve"> létrehozott VLAN-jai</w:t>
-      </w:r>
+        <w:t xml:space="preserve"> létrehozott VLAN-</w:t>
+      </w:r>
+      <w:proofErr w:type="spellStart"/>
+      <w:r>
+        <w:t>jai</w:t>
+      </w:r>
+      <w:proofErr w:type="spellEnd"/>
     </w:p>
     <w:p>
       <w:pPr>
@@ -1958,7 +2094,39 @@
         <w:pStyle w:val="Szvegek"/>
       </w:pPr>
       <w:r>
-        <w:t>A VTP (VLAN Trunking Protocol) egy hálózati protokoll, amely lehetővé teszi a VLAN-információk automatikus megosztását a switchek között. Segítségével nem kell minden eszközön külön létrehozni a VLAN-okat, mert azok a hálózatban szinkronizálódnak.</w:t>
+        <w:t xml:space="preserve">A VTP (VLAN </w:t>
+      </w:r>
+      <w:proofErr w:type="spellStart"/>
+      <w:r>
+        <w:t>Trunking</w:t>
+      </w:r>
+      <w:proofErr w:type="spellEnd"/>
+      <w:r>
+        <w:t xml:space="preserve"> </w:t>
+      </w:r>
+      <w:proofErr w:type="spellStart"/>
+      <w:r>
+        <w:t>Protocol</w:t>
+      </w:r>
+      <w:proofErr w:type="spellEnd"/>
+      <w:r>
+        <w:t xml:space="preserve">) egy hálózati protokoll, amely lehetővé teszi a VLAN-információk automatikus megosztását a </w:t>
+      </w:r>
+      <w:proofErr w:type="spellStart"/>
+      <w:r>
+        <w:t>switchek</w:t>
+      </w:r>
+      <w:proofErr w:type="spellEnd"/>
+      <w:r>
+        <w:t xml:space="preserve"> között. Segítségével nem kell minden eszközön külön létrehozni a VLAN-</w:t>
+      </w:r>
+      <w:proofErr w:type="spellStart"/>
+      <w:r>
+        <w:t>okat</w:t>
+      </w:r>
+      <w:proofErr w:type="spellEnd"/>
+      <w:r>
+        <w:t>, mert azok a hálózatban szinkronizálódnak.</w:t>
       </w:r>
     </w:p>
     <w:p>
@@ -1987,7 +2155,15 @@
         <w:t>vannak meg</w:t>
       </w:r>
       <w:r>
-        <w:t>osztva egymás között VTP segítségével, így minden switch ugyanazt a VLAN-adatbázist használja.</w:t>
+        <w:t xml:space="preserve">osztva egymás között VTP segítségével, így minden </w:t>
+      </w:r>
+      <w:proofErr w:type="spellStart"/>
+      <w:r>
+        <w:t>switch</w:t>
+      </w:r>
+      <w:proofErr w:type="spellEnd"/>
+      <w:r>
+        <w:t xml:space="preserve"> ugyanazt a VLAN-adatbázist használja.</w:t>
       </w:r>
     </w:p>
     <w:p>
@@ -2007,7 +2183,15 @@
         <w:t>1</w:t>
       </w:r>
       <w:r>
-        <w:t xml:space="preserve"> switch VTP s</w:t>
+        <w:t xml:space="preserve"> </w:t>
+      </w:r>
+      <w:proofErr w:type="spellStart"/>
+      <w:r>
+        <w:t>switch</w:t>
+      </w:r>
+      <w:proofErr w:type="spellEnd"/>
+      <w:r>
+        <w:t xml:space="preserve"> VTP s</w:t>
       </w:r>
       <w:r>
         <w:t>z</w:t>
@@ -2019,8 +2203,13 @@
         <w:t xml:space="preserve">az eszközön </w:t>
       </w:r>
       <w:r>
-        <w:t>történik a VLAN-ok létrehozása és módosítása. A hálózat összes többi switch</w:t>
-      </w:r>
+        <w:t xml:space="preserve">történik a VLAN-ok létrehozása és módosítása. A hálózat összes többi </w:t>
+      </w:r>
+      <w:proofErr w:type="spellStart"/>
+      <w:r>
+        <w:t>switch</w:t>
+      </w:r>
+      <w:proofErr w:type="spellEnd"/>
       <w:r>
         <w:t>-e</w:t>
       </w:r>
@@ -2183,26 +2372,90 @@
       </w:pPr>
       <w:bookmarkStart w:id="10" w:name="_Toc226831284"/>
       <w:r>
-        <w:t>Port-Security – Portbiztonság</w:t>
+        <w:t>Port-</w:t>
+      </w:r>
+      <w:proofErr w:type="spellStart"/>
+      <w:r>
+        <w:t>Security</w:t>
+      </w:r>
+      <w:proofErr w:type="spellEnd"/>
+      <w:r>
+        <w:t xml:space="preserve"> – </w:t>
+      </w:r>
+      <w:proofErr w:type="spellStart"/>
+      <w:r>
+        <w:t>Portbiztonság</w:t>
       </w:r>
       <w:bookmarkEnd w:id="10"/>
+      <w:proofErr w:type="spellEnd"/>
     </w:p>
     <w:p>
       <w:pPr>
         <w:pStyle w:val="Szvegek"/>
       </w:pPr>
       <w:r>
-        <w:t>A switcheken minden nem használt port letiltásra került annak érdekében, hogy illetéktelen személyek ne tudjanak az eszközökhöz csatlakozni. A végberendezésekhez csatlakozó aktív portokon port security került beállításra: portonként legfeljebb egy MAC-cím engedélyezett, a MAC-address sticky</w:t>
-      </w:r>
-      <w:r>
-        <w:t xml:space="preserve"> pedig megjegyzi az első használt végberendezés MAC-address címét</w:t>
-      </w:r>
-      <w:r>
-        <w:t xml:space="preserve"> az adott porton</w:t>
-      </w:r>
+        <w:t xml:space="preserve">A </w:t>
+      </w:r>
+      <w:proofErr w:type="spellStart"/>
+      <w:r>
+        <w:t>switcheken</w:t>
+      </w:r>
+      <w:proofErr w:type="spellEnd"/>
+      <w:r>
+        <w:t xml:space="preserve"> minden nem használt port letiltásra került annak érdekében, hogy illetéktelen személyek ne tudjanak az eszközökhöz csatlakozni. A végberendezésekhez csatlakozó aktív portokon port </w:t>
+      </w:r>
+      <w:proofErr w:type="spellStart"/>
+      <w:r>
+        <w:t>security</w:t>
+      </w:r>
+      <w:proofErr w:type="spellEnd"/>
+      <w:r>
+        <w:t xml:space="preserve"> került beállításra: </w:t>
+      </w:r>
+      <w:proofErr w:type="spellStart"/>
+      <w:r>
+        <w:t>portonként</w:t>
+      </w:r>
+      <w:proofErr w:type="spellEnd"/>
+      <w:r>
+        <w:t xml:space="preserve"> legfeljebb egy MAC-cím engedélyezett, a MAC-</w:t>
+      </w:r>
+      <w:proofErr w:type="spellStart"/>
+      <w:r>
+        <w:t>address</w:t>
+      </w:r>
+      <w:proofErr w:type="spellEnd"/>
+      <w:r>
+        <w:t xml:space="preserve"> </w:t>
+      </w:r>
+      <w:proofErr w:type="spellStart"/>
+      <w:r>
+        <w:t>sticky</w:t>
+      </w:r>
+      <w:proofErr w:type="spellEnd"/>
+      <w:r>
+        <w:t xml:space="preserve"> pedig megjegyzi az első használt végberendezés MAC-</w:t>
+      </w:r>
+      <w:proofErr w:type="spellStart"/>
+      <w:r>
+        <w:t>address</w:t>
+      </w:r>
+      <w:proofErr w:type="spellEnd"/>
+      <w:r>
+        <w:t xml:space="preserve"> címét</w:t>
+      </w:r>
+      <w:r>
+        <w:t xml:space="preserve"> az adott </w:t>
+      </w:r>
+      <w:proofErr w:type="spellStart"/>
+      <w:r>
+        <w:t>porton</w:t>
+      </w:r>
+      <w:proofErr w:type="spellEnd"/>
       <w:r>
         <w:t xml:space="preserve">. A szabálysértések módja </w:t>
       </w:r>
+      <w:proofErr w:type="spellStart"/>
       <w:r>
         <w:rPr>
           <w:i/>
@@ -2210,6 +2463,7 @@
         </w:rPr>
         <w:t>restrict</w:t>
       </w:r>
+      <w:proofErr w:type="spellEnd"/>
       <w:r>
         <w:t>, amely korlátozza a forgalmat és egyben értesítést is biztosít</w:t>
       </w:r>
@@ -2290,8 +2544,13 @@
         <w:t xml:space="preserve"> </w:t>
       </w:r>
       <w:r>
-        <w:t>Port-security</w:t>
-      </w:r>
+        <w:t>Port-</w:t>
+      </w:r>
+      <w:proofErr w:type="spellStart"/>
+      <w:r>
+        <w:t>security</w:t>
+      </w:r>
+      <w:proofErr w:type="spellEnd"/>
       <w:r>
         <w:t xml:space="preserve"> beállításai 1/</w:t>
       </w:r>
@@ -2371,8 +2630,13 @@
         <w:t xml:space="preserve"> </w:t>
       </w:r>
       <w:r>
-        <w:t>Port-security</w:t>
-      </w:r>
+        <w:t>Port-</w:t>
+      </w:r>
+      <w:proofErr w:type="spellStart"/>
+      <w:r>
+        <w:t>security</w:t>
+      </w:r>
+      <w:proofErr w:type="spellEnd"/>
       <w:r>
         <w:t xml:space="preserve"> beállításai 2/</w:t>
       </w:r>
@@ -2442,7 +2706,15 @@
         <w:t xml:space="preserve">. ábra - </w:t>
       </w:r>
       <w:r>
-        <w:t xml:space="preserve">Fő Iroda // SW1 Port-security beállításai </w:t>
+        <w:t>Fő Iroda // SW1 Port-</w:t>
+      </w:r>
+      <w:proofErr w:type="spellStart"/>
+      <w:r>
+        <w:t>security</w:t>
+      </w:r>
+      <w:proofErr w:type="spellEnd"/>
+      <w:r>
+        <w:t xml:space="preserve"> beállításai </w:t>
       </w:r>
       <w:r>
         <w:t>3</w:t>
@@ -2471,31 +2743,78 @@
         <w:pStyle w:val="Alcmek"/>
       </w:pPr>
       <w:bookmarkStart w:id="12" w:name="_Toc226831286"/>
+      <w:proofErr w:type="spellStart"/>
       <w:r>
         <w:lastRenderedPageBreak/>
-        <w:t>EtherChannel – Portösszevonás</w:t>
+        <w:t>EtherChannel</w:t>
+      </w:r>
+      <w:proofErr w:type="spellEnd"/>
+      <w:r>
+        <w:t xml:space="preserve"> – </w:t>
+      </w:r>
+      <w:proofErr w:type="spellStart"/>
+      <w:r>
+        <w:t>Portösszevonás</w:t>
       </w:r>
       <w:bookmarkEnd w:id="12"/>
+      <w:proofErr w:type="spellEnd"/>
     </w:p>
     <w:p>
       <w:pPr>
         <w:pStyle w:val="Szvegek"/>
       </w:pPr>
       <w:r>
-        <w:t>Számos switch között portösszevonás (EtherChannel) történt</w:t>
+        <w:t xml:space="preserve">Számos </w:t>
+      </w:r>
+      <w:proofErr w:type="spellStart"/>
+      <w:r>
+        <w:t>switch</w:t>
+      </w:r>
+      <w:proofErr w:type="spellEnd"/>
+      <w:r>
+        <w:t xml:space="preserve"> között </w:t>
+      </w:r>
+      <w:proofErr w:type="spellStart"/>
+      <w:r>
+        <w:t>portösszevonás</w:t>
+      </w:r>
+      <w:proofErr w:type="spellEnd"/>
+      <w:r>
+        <w:t xml:space="preserve"> (</w:t>
+      </w:r>
+      <w:proofErr w:type="spellStart"/>
+      <w:r>
+        <w:t>EtherChannel</w:t>
+      </w:r>
+      <w:proofErr w:type="spellEnd"/>
+      <w:r>
+        <w:t>) történt</w:t>
       </w:r>
       <w:r>
         <w:t>,</w:t>
       </w:r>
       <w:r>
-        <w:t xml:space="preserve"> amely által a switchek közötti kommunikáció nagyobb sávszélességgel haladhat át</w:t>
-      </w:r>
-      <w:r>
-        <w:t>. Azokon a portokon, ahol portössze</w:t>
+        <w:t xml:space="preserve"> amely által a </w:t>
+      </w:r>
+      <w:proofErr w:type="spellStart"/>
+      <w:r>
+        <w:t>switchek</w:t>
+      </w:r>
+      <w:proofErr w:type="spellEnd"/>
+      <w:r>
+        <w:t xml:space="preserve"> közötti kommunikáció nagyobb sávszélességgel haladhat át</w:t>
+      </w:r>
+      <w:r>
+        <w:t xml:space="preserve">. Azokon a portokon, ahol </w:t>
+      </w:r>
+      <w:proofErr w:type="spellStart"/>
+      <w:r>
+        <w:t>portössze</w:t>
       </w:r>
       <w:r>
         <w:t>vonást</w:t>
       </w:r>
+      <w:proofErr w:type="spellEnd"/>
       <w:r>
         <w:t xml:space="preserve"> alkalmaztunk, a</w:t>
       </w:r>
@@ -2503,7 +2822,31 @@
         <w:t>z</w:t>
       </w:r>
       <w:r>
-        <w:t xml:space="preserve"> LACP (Link Aggregation Control Protocol) protokoll működik a dinamikus összekapcsolás biztosítására.</w:t>
+        <w:t xml:space="preserve"> LACP (Link </w:t>
+      </w:r>
+      <w:proofErr w:type="spellStart"/>
+      <w:r>
+        <w:t>Aggregation</w:t>
+      </w:r>
+      <w:proofErr w:type="spellEnd"/>
+      <w:r>
+        <w:t xml:space="preserve"> </w:t>
+      </w:r>
+      <w:proofErr w:type="spellStart"/>
+      <w:r>
+        <w:t>Control</w:t>
+      </w:r>
+      <w:proofErr w:type="spellEnd"/>
+      <w:r>
+        <w:t xml:space="preserve"> </w:t>
+      </w:r>
+      <w:proofErr w:type="spellStart"/>
+      <w:r>
+        <w:t>Protocol</w:t>
+      </w:r>
+      <w:proofErr w:type="spellEnd"/>
+      <w:r>
+        <w:t>) protokoll működik a dinamikus összekapcsolás biztosítására.</w:t>
       </w:r>
     </w:p>
     <w:p>
@@ -2563,7 +2906,15 @@
         </w:r>
       </w:fldSimple>
       <w:r>
-        <w:t>. ábra - EtherChannel a Fő Irodában</w:t>
+        <w:t xml:space="preserve">. ábra - </w:t>
+      </w:r>
+      <w:proofErr w:type="spellStart"/>
+      <w:r>
+        <w:t>EtherChannel</w:t>
+      </w:r>
+      <w:proofErr w:type="spellEnd"/>
+      <w:r>
+        <w:t xml:space="preserve"> a Fő Irodában</w:t>
       </w:r>
       <w:r>
         <w:t xml:space="preserve"> </w:t>
@@ -2629,7 +2980,15 @@
         </w:r>
       </w:fldSimple>
       <w:r>
-        <w:t>. ábra - EtherChannel a Fő Irodában 2/2</w:t>
+        <w:t xml:space="preserve">. ábra - </w:t>
+      </w:r>
+      <w:proofErr w:type="spellStart"/>
+      <w:r>
+        <w:t>EtherChannel</w:t>
+      </w:r>
+      <w:proofErr w:type="spellEnd"/>
+      <w:r>
+        <w:t xml:space="preserve"> a Fő Irodában 2/2</w:t>
       </w:r>
     </w:p>
     <w:p>
@@ -2647,16 +3006,61 @@
       <w:bookmarkStart w:id="13" w:name="_Toc226831287"/>
       <w:r>
         <w:lastRenderedPageBreak/>
-        <w:t>STP – Spanning Tree Protocol</w:t>
+        <w:t xml:space="preserve">STP – </w:t>
+      </w:r>
+      <w:proofErr w:type="spellStart"/>
+      <w:r>
+        <w:t>Spanning</w:t>
+      </w:r>
+      <w:proofErr w:type="spellEnd"/>
+      <w:r>
+        <w:t xml:space="preserve"> </w:t>
+      </w:r>
+      <w:proofErr w:type="spellStart"/>
+      <w:r>
+        <w:t>Tree</w:t>
+      </w:r>
+      <w:proofErr w:type="spellEnd"/>
+      <w:r>
+        <w:t xml:space="preserve"> </w:t>
+      </w:r>
+      <w:proofErr w:type="spellStart"/>
+      <w:r>
+        <w:t>Protocol</w:t>
       </w:r>
       <w:bookmarkEnd w:id="13"/>
+      <w:proofErr w:type="spellEnd"/>
     </w:p>
     <w:p>
       <w:pPr>
         <w:pStyle w:val="Szvegek"/>
       </w:pPr>
       <w:r>
-        <w:t>Az STP (Spanning Tree Protocol) egy hálózati protokoll, amely megakadályozza a kapcsolók közötti hálózati hurkok kialakulását, így stabil és hurokmentes működést biztosít a hálózatban.</w:t>
+        <w:t>Az STP (</w:t>
+      </w:r>
+      <w:proofErr w:type="spellStart"/>
+      <w:r>
+        <w:t>Spanning</w:t>
+      </w:r>
+      <w:proofErr w:type="spellEnd"/>
+      <w:r>
+        <w:t xml:space="preserve"> </w:t>
+      </w:r>
+      <w:proofErr w:type="spellStart"/>
+      <w:r>
+        <w:t>Tree</w:t>
+      </w:r>
+      <w:proofErr w:type="spellEnd"/>
+      <w:r>
+        <w:t xml:space="preserve"> </w:t>
+      </w:r>
+      <w:proofErr w:type="spellStart"/>
+      <w:r>
+        <w:t>Protocol</w:t>
+      </w:r>
+      <w:proofErr w:type="spellEnd"/>
+      <w:r>
+        <w:t>) egy hálózati protokoll, amely megakadályozza a kapcsolók közötti hálózati hurkok kialakulását, így stabil és hurokmentes működést biztosít a hálózatban.</w:t>
       </w:r>
     </w:p>
     <w:p>
@@ -2737,13 +3141,61 @@
         <w:pStyle w:val="Szvegek"/>
       </w:pPr>
       <w:r>
-        <w:t>Az összes switchen Rapid-PVST (Rapid Per-VLAN Spanning Tree) került konfigurálásra, amely a</w:t>
+        <w:t xml:space="preserve">Az összes </w:t>
+      </w:r>
+      <w:proofErr w:type="spellStart"/>
+      <w:r>
+        <w:t>switchen</w:t>
+      </w:r>
+      <w:proofErr w:type="spellEnd"/>
+      <w:r>
+        <w:t xml:space="preserve"> Rapid-PVST (Rapid Per-VLAN </w:t>
+      </w:r>
+      <w:proofErr w:type="spellStart"/>
+      <w:r>
+        <w:t>Spanning</w:t>
+      </w:r>
+      <w:proofErr w:type="spellEnd"/>
+      <w:r>
+        <w:t xml:space="preserve"> </w:t>
+      </w:r>
+      <w:proofErr w:type="spellStart"/>
+      <w:r>
+        <w:t>Tree</w:t>
+      </w:r>
+      <w:proofErr w:type="spellEnd"/>
+      <w:r>
+        <w:t>) került konfigurálásra, amely a</w:t>
       </w:r>
       <w:r>
         <w:t xml:space="preserve">z STP </w:t>
       </w:r>
       <w:r>
-        <w:t xml:space="preserve">gyorsabb változata, és VLAN-onként külön spanning tree </w:t>
+        <w:t>gyorsabb változata, és VLAN-</w:t>
+      </w:r>
+      <w:proofErr w:type="spellStart"/>
+      <w:r>
+        <w:t>onként</w:t>
+      </w:r>
+      <w:proofErr w:type="spellEnd"/>
+      <w:r>
+        <w:t xml:space="preserve"> külön </w:t>
+      </w:r>
+      <w:proofErr w:type="spellStart"/>
+      <w:r>
+        <w:t>spanning</w:t>
+      </w:r>
+      <w:proofErr w:type="spellEnd"/>
+      <w:r>
+        <w:t xml:space="preserve"> </w:t>
+      </w:r>
+      <w:proofErr w:type="spellStart"/>
+      <w:r>
+        <w:t>tree</w:t>
+      </w:r>
+      <w:proofErr w:type="spellEnd"/>
+      <w:r>
+        <w:t xml:space="preserve"> </w:t>
       </w:r>
       <w:r>
         <w:t>folyamatot használ, így a hálózat gyorsabban reagál a változásokra.</w:t>
@@ -2754,19 +3206,59 @@
         <w:pStyle w:val="Szvegek"/>
       </w:pPr>
       <w:r>
-        <w:t xml:space="preserve">A végberendezések felé néző portokon PortFast és BPDU Guard is </w:t>
+        <w:t xml:space="preserve">A végberendezések felé néző portokon </w:t>
+      </w:r>
+      <w:proofErr w:type="spellStart"/>
+      <w:r>
+        <w:t>PortFast</w:t>
+      </w:r>
+      <w:proofErr w:type="spellEnd"/>
+      <w:r>
+        <w:t xml:space="preserve"> és BPDU </w:t>
+      </w:r>
+      <w:proofErr w:type="spellStart"/>
+      <w:r>
+        <w:t>Guard</w:t>
+      </w:r>
+      <w:proofErr w:type="spellEnd"/>
+      <w:r>
+        <w:t xml:space="preserve"> is </w:t>
       </w:r>
       <w:r>
         <w:t>konfigurálva lett</w:t>
       </w:r>
       <w:r>
-        <w:t xml:space="preserve">. A PortFast lehetővé teszi, hogy a portok gyorsabban aktív állapotba kerüljenek, így a csatlakozó </w:t>
+        <w:t xml:space="preserve">. A </w:t>
+      </w:r>
+      <w:proofErr w:type="spellStart"/>
+      <w:r>
+        <w:t>PortFast</w:t>
+      </w:r>
+      <w:proofErr w:type="spellEnd"/>
+      <w:r>
+        <w:t xml:space="preserve"> lehetővé teszi, hogy a portok gyorsabban aktív állapotba kerüljenek, így a csatlakozó </w:t>
       </w:r>
       <w:r>
         <w:t xml:space="preserve">végberendezések </w:t>
       </w:r>
       <w:r>
-        <w:t>gyorsabban kapnak hálózati kapcsolatot. A BPDU Guard pedig növeli a hálózat biztonságát, mivel automatikusan letiltja azt a portot, amelyen váratlan STP üzenet (BPDU) jelenik meg, ezzel megelőzve a hálózati hurkok kialakulását.</w:t>
+        <w:t xml:space="preserve">gyorsabban kapnak hálózati kapcsolatot. A BPDU </w:t>
+      </w:r>
+      <w:proofErr w:type="spellStart"/>
+      <w:r>
+        <w:t>Guard</w:t>
+      </w:r>
+      <w:proofErr w:type="spellEnd"/>
+      <w:r>
+        <w:t xml:space="preserve"> pedig növeli a hálózat biztonságát, mivel automatikusan letiltja azt a </w:t>
+      </w:r>
+      <w:proofErr w:type="spellStart"/>
+      <w:r>
+        <w:t>portot</w:t>
+      </w:r>
+      <w:proofErr w:type="spellEnd"/>
+      <w:r>
+        <w:t>, amelyen váratlan STP üzenet (BPDU) jelenik meg, ezzel megelőzve a hálózati hurkok kialakulását.</w:t>
       </w:r>
     </w:p>
     <w:p>
@@ -2783,16 +3275,80 @@
         <w:t xml:space="preserve"> VLAN 10 és a VLAN 30 (management)</w:t>
       </w:r>
       <w:r>
-        <w:t xml:space="preserve"> primary rootként lett beállítva,</w:t>
-      </w:r>
-      <w:r>
-        <w:t xml:space="preserve"> így ezeknél a VLAN-oknál ez a switch tölti be a root bridge szerepét, amely meghatározza az STP fa kiindulópontját. </w:t>
-      </w:r>
-      <w:r>
-        <w:t>Ugyanezen a switchen a</w:t>
-      </w:r>
-      <w:r>
-        <w:t xml:space="preserve"> VLAN 20-ra secondary root került konfigurálásra, melynek </w:t>
+        <w:t xml:space="preserve"> </w:t>
+      </w:r>
+      <w:proofErr w:type="spellStart"/>
+      <w:r>
+        <w:t>primary</w:t>
+      </w:r>
+      <w:proofErr w:type="spellEnd"/>
+      <w:r>
+        <w:t xml:space="preserve"> </w:t>
+      </w:r>
+      <w:proofErr w:type="spellStart"/>
+      <w:r>
+        <w:t>rootként</w:t>
+      </w:r>
+      <w:proofErr w:type="spellEnd"/>
+      <w:r>
+        <w:t xml:space="preserve"> lett beállítva,</w:t>
+      </w:r>
+      <w:r>
+        <w:t xml:space="preserve"> így ezeknél a VLAN-oknál ez a </w:t>
+      </w:r>
+      <w:proofErr w:type="spellStart"/>
+      <w:r>
+        <w:t>switch</w:t>
+      </w:r>
+      <w:proofErr w:type="spellEnd"/>
+      <w:r>
+        <w:t xml:space="preserve"> tölti be a </w:t>
+      </w:r>
+      <w:proofErr w:type="spellStart"/>
+      <w:r>
+        <w:t>root</w:t>
+      </w:r>
+      <w:proofErr w:type="spellEnd"/>
+      <w:r>
+        <w:t xml:space="preserve"> </w:t>
+      </w:r>
+      <w:proofErr w:type="spellStart"/>
+      <w:r>
+        <w:t>bridge</w:t>
+      </w:r>
+      <w:proofErr w:type="spellEnd"/>
+      <w:r>
+        <w:t xml:space="preserve"> szerepét, amely meghatározza az STP fa kiindulópontját. </w:t>
+      </w:r>
+      <w:r>
+        <w:t xml:space="preserve">Ugyanezen a </w:t>
+      </w:r>
+      <w:proofErr w:type="spellStart"/>
+      <w:r>
+        <w:t>switchen</w:t>
+      </w:r>
+      <w:proofErr w:type="spellEnd"/>
+      <w:r>
+        <w:t xml:space="preserve"> a</w:t>
+      </w:r>
+      <w:r>
+        <w:t xml:space="preserve"> VLAN 20-ra </w:t>
+      </w:r>
+      <w:proofErr w:type="spellStart"/>
+      <w:r>
+        <w:t>secondary</w:t>
+      </w:r>
+      <w:proofErr w:type="spellEnd"/>
+      <w:r>
+        <w:t xml:space="preserve"> </w:t>
+      </w:r>
+      <w:proofErr w:type="spellStart"/>
+      <w:r>
+        <w:t>root</w:t>
+      </w:r>
+      <w:proofErr w:type="spellEnd"/>
+      <w:r>
+        <w:t xml:space="preserve"> került konfigurálásra, melynek </w:t>
       </w:r>
       <w:r>
         <w:t>segítségével,</w:t>
@@ -2810,7 +3366,31 @@
         <w:t>ára</w:t>
       </w:r>
       <w:r>
-        <w:t xml:space="preserve"> vagy kiesésre kerül sor, akkor ez a switch veszi át a root bridge szerepét.</w:t>
+        <w:t xml:space="preserve"> vagy kiesésre kerül sor, akkor ez a </w:t>
+      </w:r>
+      <w:proofErr w:type="spellStart"/>
+      <w:r>
+        <w:t>switch</w:t>
+      </w:r>
+      <w:proofErr w:type="spellEnd"/>
+      <w:r>
+        <w:t xml:space="preserve"> veszi át a </w:t>
+      </w:r>
+      <w:proofErr w:type="spellStart"/>
+      <w:r>
+        <w:t>root</w:t>
+      </w:r>
+      <w:proofErr w:type="spellEnd"/>
+      <w:r>
+        <w:t xml:space="preserve"> </w:t>
+      </w:r>
+      <w:proofErr w:type="spellStart"/>
+      <w:r>
+        <w:t>bridge</w:t>
+      </w:r>
+      <w:proofErr w:type="spellEnd"/>
+      <w:r>
+        <w:t xml:space="preserve"> szerepét.</w:t>
       </w:r>
     </w:p>
     <w:p>
@@ -2896,13 +3476,26 @@
         </w:r>
       </w:fldSimple>
       <w:r>
-        <w:t>. ábra - Fő Iroda // SW1 r</w:t>
+        <w:t xml:space="preserve">. ábra - Fő Iroda // SW1 </w:t>
+      </w:r>
+      <w:proofErr w:type="spellStart"/>
+      <w:r>
+        <w:t>r</w:t>
       </w:r>
       <w:r>
         <w:t>oot</w:t>
       </w:r>
-      <w:r>
-        <w:t xml:space="preserve"> bridge konfigurációja</w:t>
+      <w:proofErr w:type="spellEnd"/>
+      <w:r>
+        <w:t xml:space="preserve"> </w:t>
+      </w:r>
+      <w:proofErr w:type="spellStart"/>
+      <w:r>
+        <w:t>bridge</w:t>
+      </w:r>
+      <w:proofErr w:type="spellEnd"/>
+      <w:r>
+        <w:t xml:space="preserve"> konfigurációja</w:t>
       </w:r>
     </w:p>
     <w:p>
@@ -2913,7 +3506,47 @@
         <w:t>Szintén a Fő Irodában található az SW4, melyre ellentétes konfiguráció került.</w:t>
       </w:r>
       <w:r>
-        <w:t xml:space="preserve"> Ezen a switchen a VLAN 20 lett beállítva root bridge-ként, így ennél a VLAN-nál ez a switch határozza meg az STP fa kiindulópontját.</w:t>
+        <w:t xml:space="preserve"> Ezen a </w:t>
+      </w:r>
+      <w:proofErr w:type="spellStart"/>
+      <w:r>
+        <w:t>switchen</w:t>
+      </w:r>
+      <w:proofErr w:type="spellEnd"/>
+      <w:r>
+        <w:t xml:space="preserve"> a VLAN 20 lett beállítva </w:t>
+      </w:r>
+      <w:proofErr w:type="spellStart"/>
+      <w:r>
+        <w:t>root</w:t>
+      </w:r>
+      <w:proofErr w:type="spellEnd"/>
+      <w:r>
+        <w:t xml:space="preserve"> </w:t>
+      </w:r>
+      <w:proofErr w:type="spellStart"/>
+      <w:r>
+        <w:t>bridge</w:t>
+      </w:r>
+      <w:proofErr w:type="spellEnd"/>
+      <w:r>
+        <w:t>-ként, így ennél a VLAN-</w:t>
+      </w:r>
+      <w:proofErr w:type="spellStart"/>
+      <w:r>
+        <w:t>nál</w:t>
+      </w:r>
+      <w:proofErr w:type="spellEnd"/>
+      <w:r>
+        <w:t xml:space="preserve"> ez a </w:t>
+      </w:r>
+      <w:proofErr w:type="spellStart"/>
+      <w:r>
+        <w:t>switch</w:t>
+      </w:r>
+      <w:proofErr w:type="spellEnd"/>
+      <w:r>
+        <w:t xml:space="preserve"> határozza meg az STP fa kiindulópontját.</w:t>
       </w:r>
       <w:r>
         <w:t xml:space="preserve"> A VLAN 10 és a VLAN 30 (management) </w:t>
@@ -2925,7 +3558,47 @@
         <w:t>ra</w:t>
       </w:r>
       <w:r>
-        <w:t xml:space="preserve"> secondary root került konfigurálásra, így hiba vagy kiesés esetén ez a switch veszi át a root bridge szerepét.</w:t>
+        <w:t xml:space="preserve"> </w:t>
+      </w:r>
+      <w:proofErr w:type="spellStart"/>
+      <w:r>
+        <w:t>secondary</w:t>
+      </w:r>
+      <w:proofErr w:type="spellEnd"/>
+      <w:r>
+        <w:t xml:space="preserve"> </w:t>
+      </w:r>
+      <w:proofErr w:type="spellStart"/>
+      <w:r>
+        <w:t>root</w:t>
+      </w:r>
+      <w:proofErr w:type="spellEnd"/>
+      <w:r>
+        <w:t xml:space="preserve"> került konfigurálásra, így hiba vagy kiesés esetén ez a </w:t>
+      </w:r>
+      <w:proofErr w:type="spellStart"/>
+      <w:r>
+        <w:t>switch</w:t>
+      </w:r>
+      <w:proofErr w:type="spellEnd"/>
+      <w:r>
+        <w:t xml:space="preserve"> veszi át a </w:t>
+      </w:r>
+      <w:proofErr w:type="spellStart"/>
+      <w:r>
+        <w:t>root</w:t>
+      </w:r>
+      <w:proofErr w:type="spellEnd"/>
+      <w:r>
+        <w:t xml:space="preserve"> </w:t>
+      </w:r>
+      <w:proofErr w:type="spellStart"/>
+      <w:r>
+        <w:t>bridge</w:t>
+      </w:r>
+      <w:proofErr w:type="spellEnd"/>
+      <w:r>
+        <w:t xml:space="preserve"> szerepét.</w:t>
       </w:r>
     </w:p>
     <w:p>
@@ -3004,7 +3677,23 @@
         <w:t>ábra Fő</w:t>
       </w:r>
       <w:r>
-        <w:t xml:space="preserve"> Iroda // SW4 root bridge konfigurációja</w:t>
+        <w:t xml:space="preserve"> Iroda // SW4 </w:t>
+      </w:r>
+      <w:proofErr w:type="spellStart"/>
+      <w:r>
+        <w:t>root</w:t>
+      </w:r>
+      <w:proofErr w:type="spellEnd"/>
+      <w:r>
+        <w:t xml:space="preserve"> </w:t>
+      </w:r>
+      <w:proofErr w:type="spellStart"/>
+      <w:r>
+        <w:t>bridge</w:t>
+      </w:r>
+      <w:proofErr w:type="spellEnd"/>
+      <w:r>
+        <w:t xml:space="preserve"> konfigurációja</w:t>
       </w:r>
     </w:p>
     <w:p>
@@ -3034,7 +3723,39 @@
         </w:rPr>
       </w:pPr>
       <w:r>
-        <w:t>A hálózat kimenő forgalmának működését a HSRP (Hot Standby Router Protocol) biztosítja. A HSRP egy olyan redundancia protokoll, amely lehetővé teszi, hogy több router egy közös virtuális átjárót (default gateway-t) biztosítson a hálózatban található eszközök számára. Ennek köszönhetően, ha az aktív router meghibásodik vagy kiesik, a tartalék router automatikusan átveszi a szerepét, így a hálózati kommunikáció</w:t>
+        <w:t xml:space="preserve">A hálózat kimenő forgalmának működését a HSRP (Hot </w:t>
+      </w:r>
+      <w:proofErr w:type="spellStart"/>
+      <w:r>
+        <w:t>Standby</w:t>
+      </w:r>
+      <w:proofErr w:type="spellEnd"/>
+      <w:r>
+        <w:t xml:space="preserve"> Router </w:t>
+      </w:r>
+      <w:proofErr w:type="spellStart"/>
+      <w:r>
+        <w:t>Protocol</w:t>
+      </w:r>
+      <w:proofErr w:type="spellEnd"/>
+      <w:r>
+        <w:t>) biztosítja. A HSRP egy olyan redundancia protokoll, amely lehetővé teszi, hogy több router egy közös virtuális átjárót (</w:t>
+      </w:r>
+      <w:proofErr w:type="spellStart"/>
+      <w:r>
+        <w:t>default</w:t>
+      </w:r>
+      <w:proofErr w:type="spellEnd"/>
+      <w:r>
+        <w:t xml:space="preserve"> </w:t>
+      </w:r>
+      <w:proofErr w:type="spellStart"/>
+      <w:r>
+        <w:t>gateway</w:t>
+      </w:r>
+      <w:proofErr w:type="spellEnd"/>
+      <w:r>
+        <w:t>-t) biztosítson a hálózatban található eszközök számára. Ennek köszönhetően, ha az aktív router meghibásodik vagy kiesik, a tartalék router automatikusan átveszi a szerepét, így a hálózati kommunikáció</w:t>
       </w:r>
       <w:r>
         <w:t xml:space="preserve"> akadálymentesen </w:t>
@@ -3051,7 +3772,15 @@
         </w:rPr>
       </w:pPr>
       <w:r>
-        <w:t xml:space="preserve">A konfiguráció során a hálózat három VLAN-ra </w:t>
+        <w:t>A konfiguráció során a hálózat három VLAN-</w:t>
+      </w:r>
+      <w:proofErr w:type="spellStart"/>
+      <w:r>
+        <w:t>ra</w:t>
+      </w:r>
+      <w:proofErr w:type="spellEnd"/>
+      <w:r>
+        <w:t xml:space="preserve"> </w:t>
       </w:r>
       <w:r>
         <w:t>lett</w:t>
@@ -3063,7 +3792,23 @@
         <w:t>három</w:t>
       </w:r>
       <w:r>
-        <w:t xml:space="preserve"> VLAN esetében két router vesz részt a HSRP működésében: IR1-R1 és IR1-R2. A routerek között prioritási értékek határozzák meg, hogy melyik eszköz lesz az aktív (active) és melyik a tartalék (standby) router.</w:t>
+        <w:t xml:space="preserve"> VLAN esetében két router vesz részt a HSRP működésében: IR1-R1 és IR1-R2. A routerek között prioritási értékek határozzák meg, hogy melyik eszköz lesz az aktív (</w:t>
+      </w:r>
+      <w:proofErr w:type="spellStart"/>
+      <w:r>
+        <w:t>active</w:t>
+      </w:r>
+      <w:proofErr w:type="spellEnd"/>
+      <w:r>
+        <w:t>) és melyik a tartalék (</w:t>
+      </w:r>
+      <w:proofErr w:type="spellStart"/>
+      <w:r>
+        <w:t>standby</w:t>
+      </w:r>
+      <w:proofErr w:type="spellEnd"/>
+      <w:r>
+        <w:t>) router.</w:t>
       </w:r>
     </w:p>
     <w:p>
@@ -3086,7 +3831,15 @@
         <w:t xml:space="preserve"> át</w:t>
       </w:r>
       <w:r>
-        <w:t xml:space="preserve">. Az IR1-R2 router ebben az esetben standby állapotban van, vagyis folyamatosan figyeli az aktív router </w:t>
+        <w:t xml:space="preserve">. Az IR1-R2 router ebben az esetben </w:t>
+      </w:r>
+      <w:proofErr w:type="spellStart"/>
+      <w:r>
+        <w:t>standby</w:t>
+      </w:r>
+      <w:proofErr w:type="spellEnd"/>
+      <w:r>
+        <w:t xml:space="preserve"> állapotban van, vagyis folyamatosan figyeli az aktív router </w:t>
       </w:r>
       <w:r>
         <w:t>állapotát</w:t>
@@ -3106,7 +3859,15 @@
         <w:t xml:space="preserve"> át</w:t>
       </w:r>
       <w:r>
-        <w:t>. Az IR1-R1 ebben az esetben standby router, amely készen áll arra, hogy szükség esetén átvegye a forgalom kezelését.</w:t>
+        <w:t xml:space="preserve">. Az IR1-R1 ebben az esetben </w:t>
+      </w:r>
+      <w:proofErr w:type="spellStart"/>
+      <w:r>
+        <w:t>standby</w:t>
+      </w:r>
+      <w:proofErr w:type="spellEnd"/>
+      <w:r>
+        <w:t xml:space="preserve"> router, amely készen áll arra, hogy szükség esetén átvegye a forgalom kezelését.</w:t>
       </w:r>
     </w:p>
     <w:p>
@@ -3120,7 +3881,15 @@
         <w:t>zal a konfigurációval lett ellátva</w:t>
       </w:r>
       <w:r>
-        <w:t>, mint a VLAN10. Ezáltal az IR1-R1 router rendelkezik magasabb prioritással, emiatt ő lesz az aktív router. Az IR1-R2-es router standby állapotban várja, hogy átvegye az aktív router szerepét.</w:t>
+        <w:t xml:space="preserve">, mint a VLAN10. Ezáltal az IR1-R1 router rendelkezik magasabb prioritással, emiatt ő lesz az aktív router. Az IR1-R2-es router </w:t>
+      </w:r>
+      <w:proofErr w:type="spellStart"/>
+      <w:r>
+        <w:t>standby</w:t>
+      </w:r>
+      <w:proofErr w:type="spellEnd"/>
+      <w:r>
+        <w:t xml:space="preserve"> állapotban várja, hogy átvegye az aktív router szerepét.</w:t>
       </w:r>
     </w:p>
     <w:p>
@@ -3571,10 +4340,12 @@
             <w:pPr>
               <w:jc w:val="center"/>
             </w:pPr>
+            <w:proofErr w:type="spellStart"/>
             <w:r>
               <w:lastRenderedPageBreak/>
               <w:t>Domain</w:t>
             </w:r>
+            <w:proofErr w:type="spellEnd"/>
           </w:p>
         </w:tc>
         <w:tc>
@@ -3619,9 +4390,13 @@
             <w:pPr>
               <w:jc w:val="center"/>
             </w:pPr>
+            <w:proofErr w:type="spellStart"/>
+            <w:proofErr w:type="gramStart"/>
             <w:r>
               <w:t>net.core</w:t>
             </w:r>
+            <w:proofErr w:type="spellEnd"/>
+            <w:proofErr w:type="gramEnd"/>
           </w:p>
         </w:tc>
         <w:tc>
@@ -3633,9 +4408,11 @@
             <w:pPr>
               <w:jc w:val="center"/>
             </w:pPr>
+            <w:proofErr w:type="spellStart"/>
             <w:r>
               <w:t>testuser</w:t>
             </w:r>
+            <w:proofErr w:type="spellEnd"/>
           </w:p>
         </w:tc>
         <w:tc>
@@ -3937,8 +4714,13 @@
               <w:jc w:val="center"/>
             </w:pPr>
             <w:r>
-              <w:t>router-id</w:t>
-            </w:r>
+              <w:t>router-</w:t>
+            </w:r>
+            <w:proofErr w:type="spellStart"/>
+            <w:r>
+              <w:t>id</w:t>
+            </w:r>
+            <w:proofErr w:type="spellEnd"/>
           </w:p>
         </w:tc>
         <w:tc>
@@ -3950,9 +4732,11 @@
             <w:pPr>
               <w:jc w:val="center"/>
             </w:pPr>
+            <w:proofErr w:type="spellStart"/>
             <w:r>
               <w:t>networks</w:t>
             </w:r>
+            <w:proofErr w:type="spellEnd"/>
           </w:p>
         </w:tc>
         <w:tc>
@@ -3964,9 +4748,11 @@
             <w:pPr>
               <w:jc w:val="center"/>
             </w:pPr>
+            <w:proofErr w:type="spellStart"/>
             <w:r>
               <w:t>passive-interface</w:t>
             </w:r>
+            <w:proofErr w:type="spellEnd"/>
           </w:p>
         </w:tc>
       </w:tr>
@@ -4462,7 +5248,31 @@
         <w:pStyle w:val="Szvegek"/>
       </w:pPr>
       <w:r>
-        <w:t xml:space="preserve">A GRE (Generic Routing Encapsulation) alagút egy </w:t>
+        <w:t>A GRE (</w:t>
+      </w:r>
+      <w:proofErr w:type="spellStart"/>
+      <w:r>
+        <w:t>Generic</w:t>
+      </w:r>
+      <w:proofErr w:type="spellEnd"/>
+      <w:r>
+        <w:t xml:space="preserve"> </w:t>
+      </w:r>
+      <w:proofErr w:type="spellStart"/>
+      <w:r>
+        <w:t>Routing</w:t>
+      </w:r>
+      <w:proofErr w:type="spellEnd"/>
+      <w:r>
+        <w:t xml:space="preserve"> </w:t>
+      </w:r>
+      <w:proofErr w:type="spellStart"/>
+      <w:r>
+        <w:t>Encapsulation</w:t>
+      </w:r>
+      <w:proofErr w:type="spellEnd"/>
+      <w:r>
+        <w:t xml:space="preserve">) alagút egy </w:t>
       </w:r>
       <w:r>
         <w:t>virtuális alagút kapcsolat, amely lehetővé teszi különböző hálózatok összekapcsolását az interneten keresztül</w:t>
@@ -4568,7 +5378,15 @@
         <w:t xml:space="preserve">Az alagút megvalósítására </w:t>
       </w:r>
       <w:r>
-        <w:t>azért volt szükség, mert így a két különálló hálózat úgy tud kommunikálni egymással, mintha egyetlen belső hálózat részei lennének. A GRE alagút lehetővé teszi a belső routing protokollok működését és adatátvitel</w:t>
+        <w:t xml:space="preserve">azért volt szükség, mert így a két különálló hálózat úgy tud kommunikálni egymással, mintha egyetlen belső hálózat részei lennének. A GRE alagút lehetővé teszi a belső </w:t>
+      </w:r>
+      <w:proofErr w:type="spellStart"/>
+      <w:r>
+        <w:t>routing</w:t>
+      </w:r>
+      <w:proofErr w:type="spellEnd"/>
+      <w:r>
+        <w:t xml:space="preserve"> protokollok működését és adatátvitel</w:t>
       </w:r>
       <w:r>
         <w:t>ét</w:t>
@@ -4582,15 +5400,28 @@
         <w:pStyle w:val="Alcmek"/>
       </w:pPr>
       <w:r>
-        <w:t>GRE over IPsec</w:t>
-      </w:r>
+        <w:t xml:space="preserve">GRE over </w:t>
+      </w:r>
+      <w:proofErr w:type="spellStart"/>
+      <w:r>
+        <w:t>IPsec</w:t>
+      </w:r>
+      <w:proofErr w:type="spellEnd"/>
     </w:p>
     <w:p>
       <w:pPr>
         <w:pStyle w:val="Szvegek"/>
       </w:pPr>
       <w:r>
-        <w:t>Mivel a GRE alagút önmagában nem tartalmaz semmiféle titkosítást/biztonsági funkciót, ezért IPsec protokollt alkalmaztunk</w:t>
+        <w:t xml:space="preserve">Mivel a GRE alagút önmagában nem tartalmaz semmiféle titkosítást/biztonsági funkciót, ezért </w:t>
+      </w:r>
+      <w:proofErr w:type="spellStart"/>
+      <w:r>
+        <w:t>IPsec</w:t>
+      </w:r>
+      <w:proofErr w:type="spellEnd"/>
+      <w:r>
+        <w:t xml:space="preserve"> protokollt alkalmaztunk</w:t>
       </w:r>
       <w:r>
         <w:t>.</w:t>
@@ -4599,13 +5430,23 @@
         <w:t xml:space="preserve"> A</w:t>
       </w:r>
       <w:r>
-        <w:t>z IPsec</w:t>
-      </w:r>
+        <w:t xml:space="preserve">z </w:t>
+      </w:r>
+      <w:proofErr w:type="spellStart"/>
+      <w:r>
+        <w:t>IPsec</w:t>
+      </w:r>
+      <w:proofErr w:type="spellEnd"/>
       <w:r>
         <w:t xml:space="preserve"> </w:t>
       </w:r>
-      <w:r>
-        <w:t>titkosítja a teljes forgalmat, így az adatok biztonságosan haladhatnak át nyilvános</w:t>
+      <w:proofErr w:type="spellStart"/>
+      <w:r>
+        <w:t>titkosítja</w:t>
+      </w:r>
+      <w:proofErr w:type="spellEnd"/>
+      <w:r>
+        <w:t xml:space="preserve"> a teljes forgalmat, így az adatok biztonságosan haladhatnak át nyilvános</w:t>
       </w:r>
       <w:r>
         <w:t xml:space="preserve"> </w:t>
@@ -4699,7 +5540,15 @@
         </w:r>
       </w:fldSimple>
       <w:r>
-        <w:t>. ábra - Fő Iroda // IPsec konfiguráció 1/5</w:t>
+        <w:t xml:space="preserve">. ábra - Fő Iroda // </w:t>
+      </w:r>
+      <w:proofErr w:type="spellStart"/>
+      <w:r>
+        <w:t>IPsec</w:t>
+      </w:r>
+      <w:proofErr w:type="spellEnd"/>
+      <w:r>
+        <w:t xml:space="preserve"> konfiguráció 1/5</w:t>
       </w:r>
     </w:p>
     <w:p>
@@ -4781,7 +5630,15 @@
         </w:r>
       </w:fldSimple>
       <w:r>
-        <w:t>. ábra - Fő Iroda // IPsec konfiguráció 2/5</w:t>
+        <w:t xml:space="preserve">. ábra - Fő Iroda // </w:t>
+      </w:r>
+      <w:proofErr w:type="spellStart"/>
+      <w:r>
+        <w:t>IPsec</w:t>
+      </w:r>
+      <w:proofErr w:type="spellEnd"/>
+      <w:r>
+        <w:t xml:space="preserve"> konfiguráció 2/5</w:t>
       </w:r>
     </w:p>
     <w:p>
@@ -4790,7 +5647,15 @@
       </w:pPr>
       <w:r>
         <w:lastRenderedPageBreak/>
-        <w:t xml:space="preserve">Következőnek létrehoztunk egy IPsec transzformációs beállítást, amely meghatározza, hogy a forgalom AES 256 bites algoritmussal legyen </w:t>
+        <w:t xml:space="preserve">Következőnek létrehoztunk egy </w:t>
+      </w:r>
+      <w:proofErr w:type="spellStart"/>
+      <w:r>
+        <w:t>IPsec</w:t>
+      </w:r>
+      <w:proofErr w:type="spellEnd"/>
+      <w:r>
+        <w:t xml:space="preserve"> transzformációs beállítást, amely meghatározza, hogy a forgalom AES 256 bites algoritmussal legyen </w:t>
       </w:r>
       <w:r>
         <w:t>titkosítva</w:t>
@@ -4858,7 +5723,15 @@
         </w:r>
       </w:fldSimple>
       <w:r>
-        <w:t>. ábra - Fő Iroda // IPsec konfiguráció 3/5</w:t>
+        <w:t xml:space="preserve">. ábra - Fő Iroda // </w:t>
+      </w:r>
+      <w:proofErr w:type="spellStart"/>
+      <w:r>
+        <w:t>IPsec</w:t>
+      </w:r>
+      <w:proofErr w:type="spellEnd"/>
+      <w:r>
+        <w:t xml:space="preserve"> konfiguráció 3/5</w:t>
       </w:r>
     </w:p>
     <w:p>
@@ -4934,7 +5807,15 @@
         </w:r>
       </w:fldSimple>
       <w:r>
-        <w:t>. ábra - Fő Iroda // IPsec konfiguráció 4/5</w:t>
+        <w:t xml:space="preserve">. ábra - Fő Iroda // </w:t>
+      </w:r>
+      <w:proofErr w:type="spellStart"/>
+      <w:r>
+        <w:t>IPsec</w:t>
+      </w:r>
+      <w:proofErr w:type="spellEnd"/>
+      <w:r>
+        <w:t xml:space="preserve"> konfiguráció 4/5</w:t>
       </w:r>
     </w:p>
     <w:p>
@@ -4949,7 +5830,15 @@
         <w:t>.</w:t>
       </w:r>
       <w:r>
-        <w:t xml:space="preserve"> A térkép összekapcsolja az IPsec működéséhez szükséges beállításokat a GRE alagúttal.</w:t>
+        <w:t xml:space="preserve"> A térkép összekapcsolja az </w:t>
+      </w:r>
+      <w:proofErr w:type="spellStart"/>
+      <w:r>
+        <w:t>IPsec</w:t>
+      </w:r>
+      <w:proofErr w:type="spellEnd"/>
+      <w:r>
+        <w:t xml:space="preserve"> működéséhez szükséges beállításokat a GRE alagúttal.</w:t>
       </w:r>
     </w:p>
     <w:p>
@@ -5008,7 +5897,15 @@
         </w:r>
       </w:fldSimple>
       <w:r>
-        <w:t>. ábra - Fő Iroda // IPsec konfiguráció 5/5</w:t>
+        <w:t xml:space="preserve">. ábra - Fő Iroda // </w:t>
+      </w:r>
+      <w:proofErr w:type="spellStart"/>
+      <w:r>
+        <w:t>IPsec</w:t>
+      </w:r>
+      <w:proofErr w:type="spellEnd"/>
+      <w:r>
+        <w:t xml:space="preserve"> konfiguráció 5/5</w:t>
       </w:r>
     </w:p>
     <w:p>
@@ -5025,7 +5922,23 @@
         <w:pStyle w:val="Szvegek"/>
       </w:pPr>
       <w:r>
-        <w:t>A NAT (Network Address Translation) egy olyan hálózati megoldás, amely lehetővé teszi, hogy egy belső, privát IP címet használó eszköz egy vagy több nyilvános IP címen keresztül kommunikáljon az interneten.</w:t>
+        <w:t xml:space="preserve">A NAT (Network </w:t>
+      </w:r>
+      <w:proofErr w:type="spellStart"/>
+      <w:r>
+        <w:t>Address</w:t>
+      </w:r>
+      <w:proofErr w:type="spellEnd"/>
+      <w:r>
+        <w:t xml:space="preserve"> </w:t>
+      </w:r>
+      <w:proofErr w:type="spellStart"/>
+      <w:r>
+        <w:t>Translation</w:t>
+      </w:r>
+      <w:proofErr w:type="spellEnd"/>
+      <w:r>
+        <w:t>) egy olyan hálózati megoldás, amely lehetővé teszi, hogy egy belső, privát IP címet használó eszköz egy vagy több nyilvános IP címen keresztül kommunikáljon az interneten.</w:t>
       </w:r>
     </w:p>
     <w:p>
@@ -5042,7 +5955,15 @@
         <w:t xml:space="preserve"> PAT-ot használtunk, amely a NAT egyik fajtája.</w:t>
       </w:r>
       <w:r>
-        <w:t xml:space="preserve"> A PAT segítségével megoldható az, hogy több belső eszköz forgalmát egyetlen nyilvános IP címre fordítja úgy, hogy különböző portszámokat használ a kapcsolatok megkülönböztetésére.</w:t>
+        <w:t xml:space="preserve"> A PAT segítségével megoldható az, hogy több belső eszköz forgalmát egyetlen nyilvános IP címre fordítja úgy, hogy különböző </w:t>
+      </w:r>
+      <w:proofErr w:type="spellStart"/>
+      <w:r>
+        <w:t>portszámokat</w:t>
+      </w:r>
+      <w:proofErr w:type="spellEnd"/>
+      <w:r>
+        <w:t xml:space="preserve"> használ a kapcsolatok megkülönböztetésére.</w:t>
       </w:r>
     </w:p>
     <w:p>
@@ -5411,7 +6332,15 @@
         <w:pStyle w:val="Szvegek"/>
       </w:pPr>
       <w:r>
-        <w:t>A Recepció telephelyen a hálózati eszközök közötti kapcsolatokat UTP kábelekkel valósítottuk meg. A végberendezések közvetlenül a switch-hez csatlakoznak.</w:t>
+        <w:t xml:space="preserve">A Recepció telephelyen a hálózati eszközök közötti kapcsolatokat UTP kábelekkel valósítottuk meg. A végberendezések közvetlenül a </w:t>
+      </w:r>
+      <w:proofErr w:type="spellStart"/>
+      <w:r>
+        <w:t>switch-hez</w:t>
+      </w:r>
+      <w:proofErr w:type="spellEnd"/>
+      <w:r>
+        <w:t xml:space="preserve"> csatlakoznak.</w:t>
       </w:r>
       <w:r>
         <w:t xml:space="preserve"> </w:t>
@@ -5429,7 +6358,15 @@
         <w:t>ért felelős</w:t>
       </w:r>
       <w:r>
-        <w:t xml:space="preserve"> SOHO router és Access Point szintén kábeles kapcsolaton keresztül csatlakozik a hálózathoz, így stabil kapcsolatot biztosítanak a kliensek számára.</w:t>
+        <w:t xml:space="preserve"> SOHO router és Access </w:t>
+      </w:r>
+      <w:proofErr w:type="spellStart"/>
+      <w:r>
+        <w:t>Point</w:t>
+      </w:r>
+      <w:proofErr w:type="spellEnd"/>
+      <w:r>
+        <w:t xml:space="preserve"> szintén kábeles kapcsolaton keresztül csatlakozik a hálózathoz, így stabil kapcsolatot biztosítanak a kliensek számára.</w:t>
       </w:r>
     </w:p>
     <w:p>
@@ -5565,7 +6502,23 @@
           </w:tcPr>
           <w:p>
             <w:r>
-              <w:t>2001:db8:A:1::/64</w:t>
+              <w:t>2001:db</w:t>
+            </w:r>
+            <w:proofErr w:type="gramStart"/>
+            <w:r>
+              <w:t>8:A</w:t>
+            </w:r>
+            <w:proofErr w:type="gramEnd"/>
+            <w:r>
+              <w:t>:</w:t>
+            </w:r>
+            <w:proofErr w:type="gramStart"/>
+            <w:r>
+              <w:t>1::/</w:t>
+            </w:r>
+            <w:proofErr w:type="gramEnd"/>
+            <w:r>
+              <w:t>64</w:t>
             </w:r>
           </w:p>
         </w:tc>
@@ -5598,7 +6551,23 @@
           </w:tcPr>
           <w:p>
             <w:r>
-              <w:t>2001:db8:B:1::/64</w:t>
+              <w:t>2001:db</w:t>
+            </w:r>
+            <w:proofErr w:type="gramStart"/>
+            <w:r>
+              <w:t>8:B</w:t>
+            </w:r>
+            <w:proofErr w:type="gramEnd"/>
+            <w:r>
+              <w:t>:</w:t>
+            </w:r>
+            <w:proofErr w:type="gramStart"/>
+            <w:r>
+              <w:t>1::/</w:t>
+            </w:r>
+            <w:proofErr w:type="gramEnd"/>
+            <w:r>
+              <w:t>64</w:t>
             </w:r>
           </w:p>
         </w:tc>
@@ -5646,9 +6615,22 @@
       </w:pPr>
       <w:bookmarkStart w:id="22" w:name="_Toc226831297"/>
       <w:r>
-        <w:t>Port-Security – Portbiztonság</w:t>
+        <w:t>Port-</w:t>
+      </w:r>
+      <w:proofErr w:type="spellStart"/>
+      <w:r>
+        <w:t>Security</w:t>
+      </w:r>
+      <w:proofErr w:type="spellEnd"/>
+      <w:r>
+        <w:t xml:space="preserve"> – </w:t>
+      </w:r>
+      <w:proofErr w:type="spellStart"/>
+      <w:r>
+        <w:t>Portbiztonság</w:t>
       </w:r>
       <w:bookmarkEnd w:id="22"/>
+      <w:proofErr w:type="spellEnd"/>
     </w:p>
     <w:p>
       <w:pPr>
@@ -5661,19 +6643,40 @@
         <w:t>ban található</w:t>
       </w:r>
       <w:r>
-        <w:t xml:space="preserve"> switch</w:t>
+        <w:t xml:space="preserve"> </w:t>
+      </w:r>
+      <w:proofErr w:type="spellStart"/>
+      <w:r>
+        <w:t>switch</w:t>
       </w:r>
       <w:r>
         <w:t>ek</w:t>
       </w:r>
-      <w:r>
-        <w:t xml:space="preserve"> port security beállításait a Fő Iroda konfigurációjához hasonlóan konfiguráltuk.</w:t>
+      <w:proofErr w:type="spellEnd"/>
+      <w:r>
+        <w:t xml:space="preserve"> port </w:t>
+      </w:r>
+      <w:proofErr w:type="spellStart"/>
+      <w:r>
+        <w:t>security</w:t>
+      </w:r>
+      <w:proofErr w:type="spellEnd"/>
+      <w:r>
+        <w:t xml:space="preserve"> beállításait a Fő Iroda konfigurációjához hasonlóan konfiguráltuk.</w:t>
       </w:r>
       <w:r>
         <w:t xml:space="preserve"> </w:t>
       </w:r>
       <w:r>
-        <w:t xml:space="preserve">A switcheken minden nem használt port letiltásra került annak érdekében, hogy illetéktelen személyek ne tudjanak az eszközökhöz csatlakozni. A végberendezésekhez csatlakozó aktív portokon </w:t>
+        <w:t xml:space="preserve">A </w:t>
+      </w:r>
+      <w:proofErr w:type="spellStart"/>
+      <w:r>
+        <w:t>switcheken</w:t>
+      </w:r>
+      <w:proofErr w:type="spellEnd"/>
+      <w:r>
+        <w:t xml:space="preserve"> minden nem használt port letiltásra került annak érdekében, hogy illetéktelen személyek ne tudjanak az eszközökhöz csatlakozni. A végberendezésekhez csatlakozó aktív portokon </w:t>
       </w:r>
       <w:r>
         <w:t>biztonsági beállítások kerültek konfigurálásra</w:t>
@@ -5682,7 +6685,39 @@
         <w:t>, melyek a következők:</w:t>
       </w:r>
       <w:r>
-        <w:t xml:space="preserve"> portonként legfeljebb egy MAC-cím engedélyezett, a MAC-address sticky használatával. A szabálysértések módja restrict, amely korlátozza a forgalmat és egyben értesítést is</w:t>
+        <w:t xml:space="preserve"> </w:t>
+      </w:r>
+      <w:proofErr w:type="spellStart"/>
+      <w:r>
+        <w:t>portonként</w:t>
+      </w:r>
+      <w:proofErr w:type="spellEnd"/>
+      <w:r>
+        <w:t xml:space="preserve"> legfeljebb egy MAC-cím engedélyezett, a MAC-</w:t>
+      </w:r>
+      <w:proofErr w:type="spellStart"/>
+      <w:r>
+        <w:t>address</w:t>
+      </w:r>
+      <w:proofErr w:type="spellEnd"/>
+      <w:r>
+        <w:t xml:space="preserve"> </w:t>
+      </w:r>
+      <w:proofErr w:type="spellStart"/>
+      <w:r>
+        <w:t>sticky</w:t>
+      </w:r>
+      <w:proofErr w:type="spellEnd"/>
+      <w:r>
+        <w:t xml:space="preserve"> használatával. A szabálysértések módja </w:t>
+      </w:r>
+      <w:proofErr w:type="spellStart"/>
+      <w:r>
+        <w:t>restrict</w:t>
+      </w:r>
+      <w:proofErr w:type="spellEnd"/>
+      <w:r>
+        <w:t>, amely korlátozza a forgalmat és egyben értesítést is</w:t>
       </w:r>
       <w:r>
         <w:t xml:space="preserve"> küld</w:t>
@@ -5748,7 +6783,15 @@
         </w:r>
       </w:fldSimple>
       <w:r>
-        <w:t>. ábra - Recepció // Port-security konfigurációk a telephelyen</w:t>
+        <w:t>. ábra - Recepció // Port-</w:t>
+      </w:r>
+      <w:proofErr w:type="spellStart"/>
+      <w:r>
+        <w:t>security</w:t>
+      </w:r>
+      <w:proofErr w:type="spellEnd"/>
+      <w:r>
+        <w:t xml:space="preserve"> konfigurációk a telephelyen</w:t>
       </w:r>
     </w:p>
     <w:p>
@@ -5821,7 +6864,15 @@
         </w:r>
       </w:fldSimple>
       <w:r>
-        <w:t>. ábra - Recepció // SW9 Port-security konfigurációja 1/3</w:t>
+        <w:t>. ábra - Recepció // SW9 Port-</w:t>
+      </w:r>
+      <w:proofErr w:type="spellStart"/>
+      <w:r>
+        <w:t>security</w:t>
+      </w:r>
+      <w:proofErr w:type="spellEnd"/>
+      <w:r>
+        <w:t xml:space="preserve"> konfigurációja 1/3</w:t>
       </w:r>
     </w:p>
     <w:p>
@@ -5882,7 +6933,15 @@
         </w:r>
       </w:fldSimple>
       <w:r>
-        <w:t>. ábra - Recepció // SW9 Port-security konfigurációja 2/3</w:t>
+        <w:t>. ábra - Recepció // SW9 Port-</w:t>
+      </w:r>
+      <w:proofErr w:type="spellStart"/>
+      <w:r>
+        <w:t>security</w:t>
+      </w:r>
+      <w:proofErr w:type="spellEnd"/>
+      <w:r>
+        <w:t xml:space="preserve"> konfigurációja 2/3</w:t>
       </w:r>
     </w:p>
     <w:p>
@@ -5955,7 +7014,15 @@
         </w:r>
       </w:fldSimple>
       <w:r>
-        <w:t>. ábra - Recepció // SW9 Port-security konfigurációja 3/3</w:t>
+        <w:t>. ábra - Recepció // SW9 Port-</w:t>
+      </w:r>
+      <w:proofErr w:type="spellStart"/>
+      <w:r>
+        <w:t>security</w:t>
+      </w:r>
+      <w:proofErr w:type="spellEnd"/>
+      <w:r>
+        <w:t xml:space="preserve"> konfigurációja 3/3</w:t>
       </w:r>
     </w:p>
     <w:p>
@@ -5989,7 +7056,15 @@
         <w:pStyle w:val="Szvegek"/>
       </w:pPr>
       <w:r>
-        <w:t>A Fő Irodához hasonlóan a Recepció site-on is konfigurálásra került az SSH szolgáltatás a hálózati eszközök biztonságos távoli elérésének biztosítása érdekében. A protokoll minden routeren ACL szabályok alkalmazásával lett beállítva, így kizárólag a VLAN30 (Management) hálózat eszközei képesek távoli bejelentkezésre. A nagyobb biztonság érdekében a konfiguráció során 2048 bites kulcsméretet használtunk.</w:t>
+        <w:t>A Fő Irodához hasonlóan a Recepció site-</w:t>
+      </w:r>
+      <w:proofErr w:type="spellStart"/>
+      <w:r>
+        <w:t>on</w:t>
+      </w:r>
+      <w:proofErr w:type="spellEnd"/>
+      <w:r>
+        <w:t xml:space="preserve"> is konfigurálásra került az SSH szolgáltatás a hálózati eszközök biztonságos távoli elérésének biztosítása érdekében. A protokoll minden routeren ACL szabályok alkalmazásával lett beállítva, így kizárólag a VLAN30 (Management) hálózat eszközei képesek távoli bejelentkezésre. A nagyobb biztonság érdekében a konfiguráció során 2048 bites kulcsméretet használtunk.</w:t>
       </w:r>
     </w:p>
     <w:tbl>
@@ -6016,9 +7091,11 @@
             <w:pPr>
               <w:jc w:val="center"/>
             </w:pPr>
+            <w:proofErr w:type="spellStart"/>
             <w:r>
               <w:t>Domain</w:t>
             </w:r>
+            <w:proofErr w:type="spellEnd"/>
           </w:p>
         </w:tc>
         <w:tc>
@@ -6063,9 +7140,13 @@
             <w:pPr>
               <w:jc w:val="center"/>
             </w:pPr>
+            <w:proofErr w:type="spellStart"/>
+            <w:proofErr w:type="gramStart"/>
             <w:r>
               <w:t>net.core</w:t>
             </w:r>
+            <w:proofErr w:type="spellEnd"/>
+            <w:proofErr w:type="gramEnd"/>
           </w:p>
         </w:tc>
         <w:tc>
@@ -6077,9 +7158,11 @@
             <w:pPr>
               <w:jc w:val="center"/>
             </w:pPr>
+            <w:proofErr w:type="spellStart"/>
             <w:r>
               <w:t>testuser</w:t>
             </w:r>
+            <w:proofErr w:type="spellEnd"/>
           </w:p>
         </w:tc>
         <w:tc>
@@ -6337,8 +7420,13 @@
               <w:jc w:val="center"/>
             </w:pPr>
             <w:r>
-              <w:t>router-id</w:t>
-            </w:r>
+              <w:t>router-</w:t>
+            </w:r>
+            <w:proofErr w:type="spellStart"/>
+            <w:r>
+              <w:t>id</w:t>
+            </w:r>
+            <w:proofErr w:type="spellEnd"/>
           </w:p>
         </w:tc>
         <w:tc>
@@ -6350,9 +7438,11 @@
             <w:pPr>
               <w:jc w:val="center"/>
             </w:pPr>
+            <w:proofErr w:type="spellStart"/>
             <w:r>
               <w:t>networks</w:t>
             </w:r>
+            <w:proofErr w:type="spellEnd"/>
           </w:p>
         </w:tc>
         <w:tc>
@@ -6364,9 +7454,11 @@
             <w:pPr>
               <w:jc w:val="center"/>
             </w:pPr>
+            <w:proofErr w:type="spellStart"/>
             <w:r>
               <w:t>passive-interface</w:t>
             </w:r>
+            <w:proofErr w:type="spellEnd"/>
           </w:p>
         </w:tc>
       </w:tr>
@@ -6670,8 +7762,13 @@
       <w:pPr>
         <w:pStyle w:val="Alcmek"/>
       </w:pPr>
-      <w:r>
-        <w:t>Wireless Soho/AP</w:t>
+      <w:proofErr w:type="spellStart"/>
+      <w:r>
+        <w:t>Wireless</w:t>
+      </w:r>
+      <w:proofErr w:type="spellEnd"/>
+      <w:r>
+        <w:t xml:space="preserve"> Soho/AP</w:t>
       </w:r>
       <w:bookmarkEnd w:id="26"/>
     </w:p>
@@ -6775,7 +7872,15 @@
         <w:t>isztrátor</w:t>
       </w:r>
       <w:r>
-        <w:t xml:space="preserve"> felhasználójának a jelszava Iroda</w:t>
+        <w:t xml:space="preserve"> felhasználójának a </w:t>
+      </w:r>
+      <w:proofErr w:type="spellStart"/>
+      <w:r>
+        <w:t>jelszava</w:t>
+      </w:r>
+      <w:proofErr w:type="spellEnd"/>
+      <w:r>
+        <w:t xml:space="preserve"> Iroda</w:t>
       </w:r>
       <w:r>
         <w:t xml:space="preserve">Admin123, amely </w:t>
@@ -6799,7 +7904,15 @@
         <w:t>a felhasználóknak</w:t>
       </w:r>
       <w:r>
-        <w:t xml:space="preserve"> az IrodaWifi SSID nevű hálózatot kell kiválasztaniuk. A csatlakozáshoz szükséges jelszó az IrodaPass123</w:t>
+        <w:t xml:space="preserve"> az </w:t>
+      </w:r>
+      <w:proofErr w:type="spellStart"/>
+      <w:r>
+        <w:t>IrodaWifi</w:t>
+      </w:r>
+      <w:proofErr w:type="spellEnd"/>
+      <w:r>
+        <w:t xml:space="preserve"> SSID nevű hálózatot kell kiválasztaniuk. A csatlakozáshoz szükséges jelszó az IrodaPass123</w:t>
       </w:r>
       <w:r>
         <w:t>.</w:t>
@@ -6902,7 +8015,15 @@
         <w:pStyle w:val="Szvegek"/>
       </w:pPr>
       <w:r>
-        <w:t xml:space="preserve">Az AP (Access Point) a recepció </w:t>
+        <w:t xml:space="preserve">Az AP (Access </w:t>
+      </w:r>
+      <w:proofErr w:type="spellStart"/>
+      <w:r>
+        <w:t>Point</w:t>
+      </w:r>
+      <w:proofErr w:type="spellEnd"/>
+      <w:r>
+        <w:t xml:space="preserve">) a recepció </w:t>
       </w:r>
       <w:r>
         <w:t>vezeték nélküli</w:t>
@@ -6926,7 +8047,15 @@
         <w:t>n várakozó vendégek számára készült, hogy internetelérést biztosítson számukra anélkül, hogy a vállalati hálózathoz hozzáférjenek.</w:t>
       </w:r>
       <w:r>
-        <w:t xml:space="preserve"> A hálózatnak az SSID neve: IrodaGuest, a csatlakozáshoz szükséges jelszó pedig: Guest123.</w:t>
+        <w:t xml:space="preserve"> A hálózatnak az SSID neve: </w:t>
+      </w:r>
+      <w:proofErr w:type="spellStart"/>
+      <w:r>
+        <w:t>IrodaGuest</w:t>
+      </w:r>
+      <w:proofErr w:type="spellEnd"/>
+      <w:r>
+        <w:t>, a csatlakozáshoz szükséges jelszó pedig: Guest123.</w:t>
       </w:r>
     </w:p>
     <w:p>
@@ -7026,9 +8155,11 @@
               <w:pStyle w:val="Szvegek"/>
               <w:ind w:firstLine="0"/>
             </w:pPr>
+            <w:proofErr w:type="spellStart"/>
             <w:r>
               <w:t>IrodaWifi</w:t>
             </w:r>
+            <w:proofErr w:type="spellEnd"/>
           </w:p>
         </w:tc>
         <w:tc>
@@ -7062,7 +8193,15 @@
               <w:ind w:firstLine="0"/>
             </w:pPr>
             <w:r>
-              <w:t>AP (Access Point)</w:t>
+              <w:t xml:space="preserve">AP (Access </w:t>
+            </w:r>
+            <w:proofErr w:type="spellStart"/>
+            <w:r>
+              <w:t>Point</w:t>
+            </w:r>
+            <w:proofErr w:type="spellEnd"/>
+            <w:r>
+              <w:t>)</w:t>
             </w:r>
           </w:p>
         </w:tc>
@@ -7076,9 +8215,11 @@
               <w:pStyle w:val="Szvegek"/>
               <w:ind w:firstLine="0"/>
             </w:pPr>
+            <w:proofErr w:type="spellStart"/>
             <w:r>
               <w:t>IrodaGuest</w:t>
             </w:r>
+            <w:proofErr w:type="spellEnd"/>
           </w:p>
         </w:tc>
         <w:tc>
@@ -7113,7 +8254,15 @@
         <w:pStyle w:val="Szvegek"/>
       </w:pPr>
       <w:r>
-        <w:t>A recepció site-on két GRE alagút</w:t>
+        <w:t>A recepció site-</w:t>
+      </w:r>
+      <w:proofErr w:type="spellStart"/>
+      <w:r>
+        <w:t>on</w:t>
+      </w:r>
+      <w:proofErr w:type="spellEnd"/>
+      <w:r>
+        <w:t xml:space="preserve"> két GRE alagút</w:t>
       </w:r>
       <w:r>
         <w:t xml:space="preserve"> </w:t>
@@ -7133,7 +8282,23 @@
         <w:pStyle w:val="Szvegek"/>
       </w:pPr>
       <w:r>
-        <w:t xml:space="preserve">A GRE alagutakon keresztül OSPF routing működik az Area 0 gerinchálózatban, amely biztosítja a dinamikus útvonalválasztást. Ennek köszönhetően a </w:t>
+        <w:t xml:space="preserve">A GRE alagutakon keresztül OSPF </w:t>
+      </w:r>
+      <w:proofErr w:type="spellStart"/>
+      <w:r>
+        <w:t>routing</w:t>
+      </w:r>
+      <w:proofErr w:type="spellEnd"/>
+      <w:r>
+        <w:t xml:space="preserve"> működik az </w:t>
+      </w:r>
+      <w:proofErr w:type="spellStart"/>
+      <w:r>
+        <w:t>Area</w:t>
+      </w:r>
+      <w:proofErr w:type="spellEnd"/>
+      <w:r>
+        <w:t xml:space="preserve"> 0 gerinchálózatban, amely biztosítja a dinamikus útvonalválasztást. Ennek köszönhetően a </w:t>
       </w:r>
       <w:r>
         <w:t>Fő Irod</w:t>
@@ -7232,8 +8397,13 @@
       </w:pPr>
       <w:bookmarkStart w:id="28" w:name="_Toc226831303"/>
       <w:r>
-        <w:t>GRE over IPsec</w:t>
-      </w:r>
+        <w:t xml:space="preserve">GRE over </w:t>
+      </w:r>
+      <w:proofErr w:type="spellStart"/>
+      <w:r>
+        <w:t>IPsec</w:t>
+      </w:r>
+      <w:proofErr w:type="spellEnd"/>
     </w:p>
     <w:p>
       <w:pPr>
@@ -7246,13 +8416,29 @@
         <w:t>Recepció</w:t>
       </w:r>
       <w:r>
-        <w:t xml:space="preserve"> IPsec konfigurációja majdnem teljesen megegyezik a </w:t>
+        <w:t xml:space="preserve"> </w:t>
+      </w:r>
+      <w:proofErr w:type="spellStart"/>
+      <w:r>
+        <w:t>IPsec</w:t>
+      </w:r>
+      <w:proofErr w:type="spellEnd"/>
+      <w:r>
+        <w:t xml:space="preserve"> konfigurációja majdnem teljesen megegyezik a </w:t>
       </w:r>
       <w:r>
         <w:t>Fő Iroda</w:t>
       </w:r>
       <w:r>
-        <w:t xml:space="preserve"> IPsec konfigurációjával.</w:t>
+        <w:t xml:space="preserve"> </w:t>
+      </w:r>
+      <w:proofErr w:type="spellStart"/>
+      <w:r>
+        <w:t>IPsec</w:t>
+      </w:r>
+      <w:proofErr w:type="spellEnd"/>
+      <w:r>
+        <w:t xml:space="preserve"> konfigurációjával.</w:t>
       </w:r>
     </w:p>
     <w:p>
@@ -7311,7 +8497,15 @@
         </w:r>
       </w:fldSimple>
       <w:r>
-        <w:t>. ábra - Recepció // IPsec konfigurációja 1/5</w:t>
+        <w:t xml:space="preserve">. ábra - Recepció // </w:t>
+      </w:r>
+      <w:proofErr w:type="spellStart"/>
+      <w:r>
+        <w:t>IPsec</w:t>
+      </w:r>
+      <w:proofErr w:type="spellEnd"/>
+      <w:r>
+        <w:t xml:space="preserve"> konfigurációja 1/5</w:t>
       </w:r>
     </w:p>
     <w:p>
@@ -7384,7 +8578,15 @@
         </w:r>
       </w:fldSimple>
       <w:r>
-        <w:t>. ábra - Recepció // IPsec konfigurációja 2/5</w:t>
+        <w:t xml:space="preserve">. ábra - Recepció // </w:t>
+      </w:r>
+      <w:proofErr w:type="spellStart"/>
+      <w:r>
+        <w:t>IPsec</w:t>
+      </w:r>
+      <w:proofErr w:type="spellEnd"/>
+      <w:r>
+        <w:t xml:space="preserve"> konfigurációja 2/5</w:t>
       </w:r>
     </w:p>
     <w:p>
@@ -7398,7 +8600,15 @@
         <w:t>két</w:t>
       </w:r>
       <w:r>
-        <w:t xml:space="preserve"> IPsec transzformációs beállítást, amely</w:t>
+        <w:t xml:space="preserve"> </w:t>
+      </w:r>
+      <w:proofErr w:type="spellStart"/>
+      <w:r>
+        <w:t>IPsec</w:t>
+      </w:r>
+      <w:proofErr w:type="spellEnd"/>
+      <w:r>
+        <w:t xml:space="preserve"> transzformációs beállítást, amely</w:t>
       </w:r>
       <w:r>
         <w:t>ek</w:t>
@@ -7487,7 +8697,15 @@
         </w:r>
       </w:fldSimple>
       <w:r>
-        <w:t>. ábra - Recepció // IPsec konfigurációja 3/5</w:t>
+        <w:t xml:space="preserve">. ábra - Recepció // </w:t>
+      </w:r>
+      <w:proofErr w:type="spellStart"/>
+      <w:r>
+        <w:t>IPsec</w:t>
+      </w:r>
+      <w:proofErr w:type="spellEnd"/>
+      <w:r>
+        <w:t xml:space="preserve"> konfigurációja 3/5</w:t>
       </w:r>
     </w:p>
     <w:p>
@@ -7579,7 +8797,15 @@
         </w:r>
       </w:fldSimple>
       <w:r>
-        <w:t>. ábra - Recepció // IPsec konfigurációja 4/5</w:t>
+        <w:t xml:space="preserve">. ábra - Recepció // </w:t>
+      </w:r>
+      <w:proofErr w:type="spellStart"/>
+      <w:r>
+        <w:t>IPsec</w:t>
+      </w:r>
+      <w:proofErr w:type="spellEnd"/>
+      <w:r>
+        <w:t xml:space="preserve"> konfigurációja 4/5</w:t>
       </w:r>
     </w:p>
     <w:p>
@@ -7605,11 +8831,24 @@
         <w:t>ák</w:t>
       </w:r>
       <w:r>
-        <w:t xml:space="preserve"> az IPsec működéséhez szükséges beállításokat a GRE alagútta</w:t>
+        <w:t xml:space="preserve"> az </w:t>
+      </w:r>
+      <w:proofErr w:type="spellStart"/>
+      <w:r>
+        <w:t>IPsec</w:t>
+      </w:r>
+      <w:proofErr w:type="spellEnd"/>
+      <w:r>
+        <w:t xml:space="preserve"> működéséhez szükséges beállításokat a GRE </w:t>
+      </w:r>
+      <w:proofErr w:type="spellStart"/>
+      <w:r>
+        <w:t>alagútta</w:t>
       </w:r>
       <w:r>
         <w:t>kkal</w:t>
       </w:r>
+      <w:proofErr w:type="spellEnd"/>
       <w:r>
         <w:t>.</w:t>
       </w:r>
@@ -7670,7 +8909,15 @@
         </w:r>
       </w:fldSimple>
       <w:r>
-        <w:t>. ábra - Recepció // IPsec konfigurációja 5/5</w:t>
+        <w:t xml:space="preserve">. ábra - Recepció // </w:t>
+      </w:r>
+      <w:proofErr w:type="spellStart"/>
+      <w:r>
+        <w:t>IPsec</w:t>
+      </w:r>
+      <w:proofErr w:type="spellEnd"/>
+      <w:r>
+        <w:t xml:space="preserve"> konfigurációja 5/5</w:t>
       </w:r>
     </w:p>
     <w:p>
@@ -8079,7 +9326,15 @@
         <w:pStyle w:val="Szvegek"/>
       </w:pPr>
       <w:r>
-        <w:t>A Recepció telephelyen a hálózati eszközök közötti kapcsolatokat UTP kábelekkel valósítottuk meg. A végberendezések közvetlenül a switch-hez csatlakoznak.</w:t>
+        <w:t xml:space="preserve">A Recepció telephelyen a hálózati eszközök közötti kapcsolatokat UTP kábelekkel valósítottuk meg. A végberendezések közvetlenül a </w:t>
+      </w:r>
+      <w:proofErr w:type="spellStart"/>
+      <w:r>
+        <w:t>switch-hez</w:t>
+      </w:r>
+      <w:proofErr w:type="spellEnd"/>
+      <w:r>
+        <w:t xml:space="preserve"> csatlakoznak.</w:t>
       </w:r>
       <w:r>
         <w:t xml:space="preserve"> </w:t>
@@ -8290,13 +9545,26 @@
         <w:pStyle w:val="Szvegek"/>
       </w:pPr>
       <w:r>
-        <w:t>A táblázatban összefoglaltuk a Melléképület routerjének</w:t>
-      </w:r>
+        <w:t xml:space="preserve">A táblázatban összefoglaltuk a Melléképület </w:t>
+      </w:r>
+      <w:proofErr w:type="spellStart"/>
+      <w:r>
+        <w:t>routerjének</w:t>
+      </w:r>
+      <w:proofErr w:type="spellEnd"/>
       <w:r>
         <w:t xml:space="preserve"> és tűzfalának</w:t>
       </w:r>
       <w:r>
-        <w:t xml:space="preserve"> az ospf beállítását.</w:t>
+        <w:t xml:space="preserve"> az </w:t>
+      </w:r>
+      <w:proofErr w:type="spellStart"/>
+      <w:r>
+        <w:t>ospf</w:t>
+      </w:r>
+      <w:proofErr w:type="spellEnd"/>
+      <w:r>
+        <w:t xml:space="preserve"> beállítását.</w:t>
       </w:r>
     </w:p>
     <w:tbl>
@@ -8341,8 +9609,13 @@
               <w:jc w:val="center"/>
             </w:pPr>
             <w:r>
-              <w:t>router-id</w:t>
-            </w:r>
+              <w:t>router-</w:t>
+            </w:r>
+            <w:proofErr w:type="spellStart"/>
+            <w:r>
+              <w:t>id</w:t>
+            </w:r>
+            <w:proofErr w:type="spellEnd"/>
           </w:p>
         </w:tc>
         <w:tc>
@@ -8354,9 +9627,11 @@
             <w:pPr>
               <w:jc w:val="center"/>
             </w:pPr>
+            <w:proofErr w:type="spellStart"/>
             <w:r>
               <w:t>networks</w:t>
             </w:r>
+            <w:proofErr w:type="spellEnd"/>
           </w:p>
         </w:tc>
         <w:tc>
@@ -8368,9 +9643,11 @@
             <w:pPr>
               <w:jc w:val="center"/>
             </w:pPr>
+            <w:proofErr w:type="spellStart"/>
             <w:r>
               <w:t>passive-interface</w:t>
             </w:r>
+            <w:proofErr w:type="spellEnd"/>
           </w:p>
         </w:tc>
       </w:tr>
@@ -8633,7 +9910,63 @@
         <w:pStyle w:val="Szvegek"/>
       </w:pPr>
       <w:r>
-        <w:t>A Gig1/1 interfész a border routerhez csatlakozik, ez lett a külső (outside) interfész, amely security level 0 értéket kapott, mivel ez a kevésbé megbízható hálózat felé néz. A Gig1/2 a belső (inside) interfész, amely security level 100 értéket kapott, mert ez a megbízható belső hálózat felé kapcsolódik.</w:t>
+        <w:t xml:space="preserve">A Gig1/1 interfész a </w:t>
+      </w:r>
+      <w:proofErr w:type="spellStart"/>
+      <w:r>
+        <w:t>border</w:t>
+      </w:r>
+      <w:proofErr w:type="spellEnd"/>
+      <w:r>
+        <w:t xml:space="preserve"> routerhez csatlakozik, ez lett a külső (</w:t>
+      </w:r>
+      <w:proofErr w:type="spellStart"/>
+      <w:r>
+        <w:t>outside</w:t>
+      </w:r>
+      <w:proofErr w:type="spellEnd"/>
+      <w:r>
+        <w:t xml:space="preserve">) interfész, amely </w:t>
+      </w:r>
+      <w:proofErr w:type="spellStart"/>
+      <w:r>
+        <w:t>security</w:t>
+      </w:r>
+      <w:proofErr w:type="spellEnd"/>
+      <w:r>
+        <w:t xml:space="preserve"> </w:t>
+      </w:r>
+      <w:proofErr w:type="spellStart"/>
+      <w:r>
+        <w:t>level</w:t>
+      </w:r>
+      <w:proofErr w:type="spellEnd"/>
+      <w:r>
+        <w:t xml:space="preserve"> 0 értéket kapott, mivel ez a kevésbé megbízható hálózat felé néz. A Gig1/2 a belső (</w:t>
+      </w:r>
+      <w:proofErr w:type="spellStart"/>
+      <w:r>
+        <w:t>inside</w:t>
+      </w:r>
+      <w:proofErr w:type="spellEnd"/>
+      <w:r>
+        <w:t xml:space="preserve">) interfész, amely </w:t>
+      </w:r>
+      <w:proofErr w:type="spellStart"/>
+      <w:r>
+        <w:t>security</w:t>
+      </w:r>
+      <w:proofErr w:type="spellEnd"/>
+      <w:r>
+        <w:t xml:space="preserve"> </w:t>
+      </w:r>
+      <w:proofErr w:type="spellStart"/>
+      <w:r>
+        <w:t>level</w:t>
+      </w:r>
+      <w:proofErr w:type="spellEnd"/>
+      <w:r>
+        <w:t xml:space="preserve"> 100 értéket kapott, mert ez a megbízható belső hálózat felé kapcsolódik.</w:t>
       </w:r>
     </w:p>
     <w:p>
@@ -8817,10 +10150,26 @@
         <w:pStyle w:val="Szvegek"/>
       </w:pPr>
       <w:r>
-        <w:t>Engedélyeztük, hogy az outside interfészen keresztül é</w:t>
-      </w:r>
-      <w:r>
-        <w:t xml:space="preserve">rkező ICMP (ping) </w:t>
+        <w:t xml:space="preserve">Engedélyeztük, hogy az </w:t>
+      </w:r>
+      <w:proofErr w:type="spellStart"/>
+      <w:r>
+        <w:t>outside</w:t>
+      </w:r>
+      <w:proofErr w:type="spellEnd"/>
+      <w:r>
+        <w:t xml:space="preserve"> interfészen keresztül é</w:t>
+      </w:r>
+      <w:r>
+        <w:t>rkező ICMP (</w:t>
+      </w:r>
+      <w:proofErr w:type="spellStart"/>
+      <w:r>
+        <w:t>ping</w:t>
+      </w:r>
+      <w:proofErr w:type="spellEnd"/>
+      <w:r>
+        <w:t xml:space="preserve">) </w:t>
       </w:r>
       <w:r>
         <w:t xml:space="preserve">forgalmak bejussanak a </w:t>
@@ -9046,15 +10395,28 @@
       </w:pPr>
       <w:r>
         <w:lastRenderedPageBreak/>
-        <w:t>GRE over IPsec</w:t>
-      </w:r>
+        <w:t xml:space="preserve">GRE over </w:t>
+      </w:r>
+      <w:proofErr w:type="spellStart"/>
+      <w:r>
+        <w:t>IPsec</w:t>
+      </w:r>
+      <w:proofErr w:type="spellEnd"/>
     </w:p>
     <w:p>
       <w:pPr>
         <w:pStyle w:val="Szvegek"/>
       </w:pPr>
       <w:r>
-        <w:t xml:space="preserve">A Melléképület IPsec konfigurációja </w:t>
+        <w:t xml:space="preserve">A Melléképület </w:t>
+      </w:r>
+      <w:proofErr w:type="spellStart"/>
+      <w:r>
+        <w:t>IPsec</w:t>
+      </w:r>
+      <w:proofErr w:type="spellEnd"/>
+      <w:r>
+        <w:t xml:space="preserve"> konfigurációja </w:t>
       </w:r>
       <w:r>
         <w:t>a Fő Irod</w:t>
@@ -9066,7 +10428,15 @@
         <w:t xml:space="preserve"> és Recepc</w:t>
       </w:r>
       <w:r>
-        <w:t>ió IPsec konfigurációjával</w:t>
+        <w:t xml:space="preserve">ió </w:t>
+      </w:r>
+      <w:proofErr w:type="spellStart"/>
+      <w:r>
+        <w:t>IPsec</w:t>
+      </w:r>
+      <w:proofErr w:type="spellEnd"/>
+      <w:r>
+        <w:t xml:space="preserve"> konfigurációjával</w:t>
       </w:r>
       <w:r>
         <w:t xml:space="preserve"> majdnem teljesen megegyezik.</w:t>
@@ -9128,7 +10498,15 @@
         </w:r>
       </w:fldSimple>
       <w:r>
-        <w:t>. ábra - Melléképület // IPsec konfigurációja 1/5</w:t>
+        <w:t xml:space="preserve">. ábra - Melléképület // </w:t>
+      </w:r>
+      <w:proofErr w:type="spellStart"/>
+      <w:r>
+        <w:t>IPsec</w:t>
+      </w:r>
+      <w:proofErr w:type="spellEnd"/>
+      <w:r>
+        <w:t xml:space="preserve"> konfigurációja 1/5</w:t>
       </w:r>
     </w:p>
     <w:p>
@@ -9195,7 +10573,15 @@
         </w:r>
       </w:fldSimple>
       <w:r>
-        <w:t>. ábra - Melléképület // IPsec konfigurációja 2/5</w:t>
+        <w:t xml:space="preserve">. ábra - Melléképület // </w:t>
+      </w:r>
+      <w:proofErr w:type="spellStart"/>
+      <w:r>
+        <w:t>IPsec</w:t>
+      </w:r>
+      <w:proofErr w:type="spellEnd"/>
+      <w:r>
+        <w:t xml:space="preserve"> konfigurációja 2/5</w:t>
       </w:r>
     </w:p>
     <w:p>
@@ -9203,7 +10589,15 @@
         <w:pStyle w:val="Szvegek"/>
       </w:pPr>
       <w:r>
-        <w:t>Létrehoztunk egy IPsec transzformációs beállítást, amely meghatározza, hogy a forgalom AES 256 bites algoritmussal legyen titkosítva és SHA-HMAC hitelesítést használjon.</w:t>
+        <w:t xml:space="preserve">Létrehoztunk egy </w:t>
+      </w:r>
+      <w:proofErr w:type="spellStart"/>
+      <w:r>
+        <w:t>IPsec</w:t>
+      </w:r>
+      <w:proofErr w:type="spellEnd"/>
+      <w:r>
+        <w:t xml:space="preserve"> transzformációs beállítást, amely meghatározza, hogy a forgalom AES 256 bites algoritmussal legyen titkosítva és SHA-HMAC hitelesítést használjon.</w:t>
       </w:r>
     </w:p>
     <w:p>
@@ -9262,7 +10656,15 @@
         </w:r>
       </w:fldSimple>
       <w:r>
-        <w:t>. ábra - Melléképület // IPsec konfigurációja 3/5</w:t>
+        <w:t xml:space="preserve">. ábra - Melléképület // </w:t>
+      </w:r>
+      <w:proofErr w:type="spellStart"/>
+      <w:r>
+        <w:t>IPsec</w:t>
+      </w:r>
+      <w:proofErr w:type="spellEnd"/>
+      <w:r>
+        <w:t xml:space="preserve"> konfigurációja 3/5</w:t>
       </w:r>
     </w:p>
     <w:p>
@@ -9329,7 +10731,15 @@
         </w:r>
       </w:fldSimple>
       <w:r>
-        <w:t>. ábra - Melléképület // IPsec konfigurációja 4/5</w:t>
+        <w:t xml:space="preserve">. ábra - Melléképület // </w:t>
+      </w:r>
+      <w:proofErr w:type="spellStart"/>
+      <w:r>
+        <w:t>IPsec</w:t>
+      </w:r>
+      <w:proofErr w:type="spellEnd"/>
+      <w:r>
+        <w:t xml:space="preserve"> konfigurációja 4/5</w:t>
       </w:r>
     </w:p>
     <w:p>
@@ -9340,7 +10750,15 @@
         <w:t>Konfiguráltunk</w:t>
       </w:r>
       <w:r>
-        <w:t xml:space="preserve"> egy kriptográfiai térképet. A térkép összekapcsolja az IPsec működéséhez szükséges beállításokat a GRE alagúttal.</w:t>
+        <w:t xml:space="preserve"> egy kriptográfiai térképet. A térkép összekapcsolja az </w:t>
+      </w:r>
+      <w:proofErr w:type="spellStart"/>
+      <w:r>
+        <w:t>IPsec</w:t>
+      </w:r>
+      <w:proofErr w:type="spellEnd"/>
+      <w:r>
+        <w:t xml:space="preserve"> működéséhez szükséges beállításokat a GRE alagúttal.</w:t>
       </w:r>
     </w:p>
     <w:p>
@@ -9399,7 +10817,15 @@
         </w:r>
       </w:fldSimple>
       <w:r>
-        <w:t>. ábra - Melléképület // IPsec konfigurációja 5/5</w:t>
+        <w:t xml:space="preserve">. ábra - Melléképület // </w:t>
+      </w:r>
+      <w:proofErr w:type="spellStart"/>
+      <w:r>
+        <w:t>IPsec</w:t>
+      </w:r>
+      <w:proofErr w:type="spellEnd"/>
+      <w:r>
+        <w:t xml:space="preserve"> konfigurációja 5/5</w:t>
       </w:r>
     </w:p>
     <w:p>
@@ -9956,9 +11382,35 @@
           <w:numId w:val="4"/>
         </w:numPr>
       </w:pPr>
-      <w:r>
-        <w:t>Active Directory Domain Services</w:t>
-      </w:r>
+      <w:proofErr w:type="spellStart"/>
+      <w:r>
+        <w:t>Active</w:t>
+      </w:r>
+      <w:proofErr w:type="spellEnd"/>
+      <w:r>
+        <w:t xml:space="preserve"> </w:t>
+      </w:r>
+      <w:proofErr w:type="spellStart"/>
+      <w:r>
+        <w:t>Directory</w:t>
+      </w:r>
+      <w:proofErr w:type="spellEnd"/>
+      <w:r>
+        <w:t xml:space="preserve"> </w:t>
+      </w:r>
+      <w:proofErr w:type="spellStart"/>
+      <w:r>
+        <w:t>Domain</w:t>
+      </w:r>
+      <w:proofErr w:type="spellEnd"/>
+      <w:r>
+        <w:t xml:space="preserve"> </w:t>
+      </w:r>
+      <w:proofErr w:type="spellStart"/>
+      <w:r>
+        <w:t>Services</w:t>
+      </w:r>
+      <w:proofErr w:type="spellEnd"/>
     </w:p>
     <w:p>
       <w:pPr>
@@ -10017,7 +11469,39 @@
         <w:pStyle w:val="Szvegek"/>
       </w:pPr>
       <w:r>
-        <w:t xml:space="preserve">Az Active Directory Domain Services (AD DS) </w:t>
+        <w:t xml:space="preserve">Az </w:t>
+      </w:r>
+      <w:proofErr w:type="spellStart"/>
+      <w:r>
+        <w:t>Active</w:t>
+      </w:r>
+      <w:proofErr w:type="spellEnd"/>
+      <w:r>
+        <w:t xml:space="preserve"> </w:t>
+      </w:r>
+      <w:proofErr w:type="spellStart"/>
+      <w:r>
+        <w:t>Directory</w:t>
+      </w:r>
+      <w:proofErr w:type="spellEnd"/>
+      <w:r>
+        <w:t xml:space="preserve"> </w:t>
+      </w:r>
+      <w:proofErr w:type="spellStart"/>
+      <w:r>
+        <w:t>Domain</w:t>
+      </w:r>
+      <w:proofErr w:type="spellEnd"/>
+      <w:r>
+        <w:t xml:space="preserve"> </w:t>
+      </w:r>
+      <w:proofErr w:type="spellStart"/>
+      <w:r>
+        <w:t>Services</w:t>
+      </w:r>
+      <w:proofErr w:type="spellEnd"/>
+      <w:r>
+        <w:t xml:space="preserve"> (AD DS) </w:t>
       </w:r>
       <w:r>
         <w:t>egy olyan szolgáltatás</w:t>
@@ -10049,17 +11533,37 @@
         <w:t>szolgáltatás</w:t>
       </w:r>
       <w:r>
-        <w:t xml:space="preserve"> működésének alapja a domain</w:t>
-      </w:r>
+        <w:t xml:space="preserve"> működésének alapja a </w:t>
+      </w:r>
+      <w:proofErr w:type="spellStart"/>
+      <w:r>
+        <w:t>domain</w:t>
+      </w:r>
+      <w:proofErr w:type="spellEnd"/>
       <w:r>
         <w:t xml:space="preserve"> (tartomány)</w:t>
       </w:r>
       <w:r>
-        <w:t xml:space="preserve">. A domain egy olyan hálózati környezet, amelyben a felhasználók és számítógépek közös szabályok szerint működnek. </w:t>
-      </w:r>
-      <w:r>
-        <w:t>A tartományunk neve: net.core</w:t>
-      </w:r>
+        <w:t xml:space="preserve">. A </w:t>
+      </w:r>
+      <w:proofErr w:type="spellStart"/>
+      <w:r>
+        <w:t>domain</w:t>
+      </w:r>
+      <w:proofErr w:type="spellEnd"/>
+      <w:r>
+        <w:t xml:space="preserve"> egy olyan hálózati környezet, amelyben a felhasználók és számítógépek közös szabályok szerint működnek. </w:t>
+      </w:r>
+      <w:r>
+        <w:t xml:space="preserve">A tartományunk neve: </w:t>
+      </w:r>
+      <w:proofErr w:type="spellStart"/>
+      <w:proofErr w:type="gramStart"/>
+      <w:r>
+        <w:t>net.core</w:t>
+      </w:r>
+      <w:proofErr w:type="spellEnd"/>
+      <w:proofErr w:type="gramEnd"/>
     </w:p>
     <w:p>
       <w:pPr>
@@ -10139,7 +11643,15 @@
         <w:t>erver</w:t>
       </w:r>
       <w:r>
-        <w:t xml:space="preserve"> neve és domain neve</w:t>
+        <w:t xml:space="preserve"> neve és </w:t>
+      </w:r>
+      <w:proofErr w:type="spellStart"/>
+      <w:r>
+        <w:t>domain</w:t>
+      </w:r>
+      <w:proofErr w:type="spellEnd"/>
+      <w:r>
+        <w:t xml:space="preserve"> neve</w:t>
       </w:r>
     </w:p>
     <w:p>
@@ -10147,7 +11659,23 @@
         <w:pStyle w:val="Szvegek"/>
       </w:pPr>
       <w:r>
-        <w:t xml:space="preserve">Az Active Directory segítségével </w:t>
+        <w:t xml:space="preserve">Az </w:t>
+      </w:r>
+      <w:proofErr w:type="spellStart"/>
+      <w:r>
+        <w:t>Active</w:t>
+      </w:r>
+      <w:proofErr w:type="spellEnd"/>
+      <w:r>
+        <w:t xml:space="preserve"> </w:t>
+      </w:r>
+      <w:proofErr w:type="spellStart"/>
+      <w:r>
+        <w:t>Directory</w:t>
+      </w:r>
+      <w:proofErr w:type="spellEnd"/>
+      <w:r>
+        <w:t xml:space="preserve"> segítségével </w:t>
       </w:r>
       <w:r>
         <w:t>létrehoztunk</w:t>
@@ -10198,7 +11726,15 @@
         <w:t>. Ezek segítségével könnyebb rendszerezni a hálózatban lévő felhasználókat és számítógépeket.</w:t>
       </w:r>
       <w:r>
-        <w:t xml:space="preserve"> Mindegyik felhasználó jelszava: </w:t>
+        <w:t xml:space="preserve"> Mindegyik felhasználó </w:t>
+      </w:r>
+      <w:proofErr w:type="spellStart"/>
+      <w:r>
+        <w:t>jelszava</w:t>
+      </w:r>
+      <w:proofErr w:type="spellEnd"/>
+      <w:r>
+        <w:t xml:space="preserve">: </w:t>
       </w:r>
       <w:r>
         <w:rPr>
@@ -10370,13 +11906,53 @@
         <w:pStyle w:val="Szvegek"/>
       </w:pPr>
       <w:r>
-        <w:t>A DNS (Domain Name System) egy olyan szolgáltatás, amely a számítógépek neveit IP-címekké alakítja.</w:t>
-      </w:r>
+        <w:t>A DNS (</w:t>
+      </w:r>
+      <w:proofErr w:type="spellStart"/>
+      <w:r>
+        <w:t>Domain</w:t>
+      </w:r>
+      <w:proofErr w:type="spellEnd"/>
       <w:r>
         <w:t xml:space="preserve"> </w:t>
       </w:r>
-      <w:r>
-        <w:t>A Forward Lookup Zone segítségével a</w:t>
+      <w:proofErr w:type="spellStart"/>
+      <w:r>
+        <w:t>Name</w:t>
+      </w:r>
+      <w:proofErr w:type="spellEnd"/>
+      <w:r>
+        <w:t xml:space="preserve"> System) egy olyan szolgáltatás, amely a számítógépek neveit IP-címekké alakítja.</w:t>
+      </w:r>
+      <w:r>
+        <w:t xml:space="preserve"> </w:t>
+      </w:r>
+      <w:r>
+        <w:t xml:space="preserve">A </w:t>
+      </w:r>
+      <w:proofErr w:type="spellStart"/>
+      <w:r>
+        <w:t>Forward</w:t>
+      </w:r>
+      <w:proofErr w:type="spellEnd"/>
+      <w:r>
+        <w:t xml:space="preserve"> </w:t>
+      </w:r>
+      <w:proofErr w:type="spellStart"/>
+      <w:r>
+        <w:t>Lookup</w:t>
+      </w:r>
+      <w:proofErr w:type="spellEnd"/>
+      <w:r>
+        <w:t xml:space="preserve"> </w:t>
+      </w:r>
+      <w:proofErr w:type="spellStart"/>
+      <w:r>
+        <w:t>Zone</w:t>
+      </w:r>
+      <w:proofErr w:type="spellEnd"/>
+      <w:r>
+        <w:t xml:space="preserve"> segítségével a</w:t>
       </w:r>
       <w:r>
         <w:t xml:space="preserve">mikor </w:t>
@@ -10385,7 +11961,15 @@
         <w:t>a</w:t>
       </w:r>
       <w:r>
-        <w:t xml:space="preserve"> felhasználó például egy domain nevet ír be, a DNS szerver megkeresi, hogy az adott névhez melyik IP-cím tartozik, majd visszaadja ezt az információt a </w:t>
+        <w:t xml:space="preserve"> felhasználó például egy </w:t>
+      </w:r>
+      <w:proofErr w:type="spellStart"/>
+      <w:r>
+        <w:t>domain</w:t>
+      </w:r>
+      <w:proofErr w:type="spellEnd"/>
+      <w:r>
+        <w:t xml:space="preserve"> nevet ír be, a DNS szerver megkeresi, hogy az adott névhez melyik IP-cím tartozik, majd visszaadja ezt az információt a </w:t>
       </w:r>
       <w:r>
         <w:t>felhasználónak</w:t>
@@ -10400,7 +11984,15 @@
         <w:t xml:space="preserve"> típusú</w:t>
       </w:r>
       <w:r>
-        <w:t xml:space="preserve"> rekordokat konfiguráltunk, amelyek közvetlenül összekapcsolják a domain neveket az IP-címekkel, valamint CNAME </w:t>
+        <w:t xml:space="preserve"> rekordokat konfiguráltunk, amelyek közvetlenül összekapcsolják a </w:t>
+      </w:r>
+      <w:proofErr w:type="spellStart"/>
+      <w:r>
+        <w:t>domain</w:t>
+      </w:r>
+      <w:proofErr w:type="spellEnd"/>
+      <w:r>
+        <w:t xml:space="preserve"> neveket az IP-címekkel, valamint CNAME </w:t>
       </w:r>
       <w:r>
         <w:t xml:space="preserve">típusú </w:t>
@@ -10412,7 +12004,23 @@
         <w:t>t</w:t>
       </w:r>
       <w:r>
-        <w:t xml:space="preserve"> is létrehoztunk, amely lehetővé teszi, hogy egy domain név egy másik domain névre mutasson</w:t>
+        <w:t xml:space="preserve"> is létrehoztunk, amely lehetővé teszi, hogy egy </w:t>
+      </w:r>
+      <w:proofErr w:type="spellStart"/>
+      <w:r>
+        <w:t>domain</w:t>
+      </w:r>
+      <w:proofErr w:type="spellEnd"/>
+      <w:r>
+        <w:t xml:space="preserve"> név egy másik </w:t>
+      </w:r>
+      <w:proofErr w:type="spellStart"/>
+      <w:r>
+        <w:t>domain</w:t>
+      </w:r>
+      <w:proofErr w:type="spellEnd"/>
+      <w:r>
+        <w:t xml:space="preserve"> névre mutasson</w:t>
       </w:r>
       <w:r>
         <w:t>.</w:t>
@@ -10500,9 +12108,11 @@
             <w:vAlign w:val="center"/>
           </w:tcPr>
           <w:p>
+            <w:proofErr w:type="spellStart"/>
             <w:r>
               <w:t>linux</w:t>
             </w:r>
+            <w:proofErr w:type="spellEnd"/>
           </w:p>
         </w:tc>
         <w:tc>
@@ -10540,7 +12150,15 @@
           </w:tcPr>
           <w:p>
             <w:r>
-              <w:t>A linux szerver rekordja a hálózatban.</w:t>
+              <w:t xml:space="preserve">A </w:t>
+            </w:r>
+            <w:proofErr w:type="spellStart"/>
+            <w:r>
+              <w:t>linux</w:t>
+            </w:r>
+            <w:proofErr w:type="spellEnd"/>
+            <w:r>
+              <w:t xml:space="preserve"> szerver rekordja a hálózatban.</w:t>
             </w:r>
           </w:p>
         </w:tc>
@@ -10555,8 +12173,13 @@
             <w:vAlign w:val="center"/>
           </w:tcPr>
           <w:p>
-            <w:r>
-              <w:t>win-server</w:t>
+            <w:proofErr w:type="spellStart"/>
+            <w:r>
+              <w:t>win</w:t>
+            </w:r>
+            <w:proofErr w:type="spellEnd"/>
+            <w:r>
+              <w:t>-server</w:t>
             </w:r>
           </w:p>
         </w:tc>
@@ -10616,9 +12239,11 @@
             <w:vAlign w:val="center"/>
           </w:tcPr>
           <w:p>
+            <w:proofErr w:type="spellStart"/>
             <w:r>
               <w:t>winkliens</w:t>
             </w:r>
+            <w:proofErr w:type="spellEnd"/>
           </w:p>
         </w:tc>
         <w:tc>
@@ -10671,9 +12296,11 @@
             <w:vAlign w:val="center"/>
           </w:tcPr>
           <w:p>
+            <w:proofErr w:type="spellStart"/>
             <w:r>
               <w:t>www</w:t>
             </w:r>
+            <w:proofErr w:type="spellEnd"/>
           </w:p>
         </w:tc>
         <w:tc>
@@ -10693,9 +12320,13 @@
             <w:vAlign w:val="center"/>
           </w:tcPr>
           <w:p>
+            <w:proofErr w:type="spellStart"/>
+            <w:proofErr w:type="gramStart"/>
             <w:r>
               <w:t>linux.net.core</w:t>
             </w:r>
+            <w:proofErr w:type="spellEnd"/>
+            <w:proofErr w:type="gramEnd"/>
           </w:p>
         </w:tc>
         <w:tc>
@@ -10704,8 +12335,13 @@
             <w:vAlign w:val="center"/>
           </w:tcPr>
           <w:p>
-            <w:r>
-              <w:t>Alias rekord, amely a Linux szerverre mutat, ahol a HTTP szerver fut. Ennek segítségével a weboldal a</w:t>
+            <w:proofErr w:type="spellStart"/>
+            <w:r>
+              <w:t>Alias</w:t>
+            </w:r>
+            <w:proofErr w:type="spellEnd"/>
+            <w:r>
+              <w:t xml:space="preserve"> rekord, amely a Linux szerverre mutat, ahol a HTTP szerver fut. Ennek segítségével a weboldal a</w:t>
             </w:r>
             <w:r>
               <w:t xml:space="preserve"> </w:t>
@@ -10784,9 +12420,27 @@
       <w:r>
         <w:t xml:space="preserve">erver // </w:t>
       </w:r>
-      <w:r>
-        <w:t>Forward Lookup Zone</w:t>
-      </w:r>
+      <w:proofErr w:type="spellStart"/>
+      <w:r>
+        <w:t>Forward</w:t>
+      </w:r>
+      <w:proofErr w:type="spellEnd"/>
+      <w:r>
+        <w:t xml:space="preserve"> </w:t>
+      </w:r>
+      <w:proofErr w:type="spellStart"/>
+      <w:r>
+        <w:t>Lookup</w:t>
+      </w:r>
+      <w:proofErr w:type="spellEnd"/>
+      <w:r>
+        <w:t xml:space="preserve"> </w:t>
+      </w:r>
+      <w:proofErr w:type="spellStart"/>
+      <w:r>
+        <w:t>Zone</w:t>
+      </w:r>
+      <w:proofErr w:type="spellEnd"/>
       <w:r>
         <w:t xml:space="preserve"> rekordjai</w:t>
       </w:r>
@@ -10797,17 +12451,105 @@
       </w:pPr>
       <w:r>
         <w:lastRenderedPageBreak/>
-        <w:t>A Reverse Lookup Zone a DNS szolgáltatás része, amely lehetővé teszi, hogy egy IP-cím alapján vissza lehessen keresni a hozzá tartozó számítógép nevét. Míg a Forward Lookup Zone a neveket alakítja IP-címekké, a Reverse Lookup Zone ennek az ellenkezőjét végzi.</w:t>
-      </w:r>
+        <w:t xml:space="preserve">A </w:t>
+      </w:r>
+      <w:proofErr w:type="spellStart"/>
+      <w:r>
+        <w:t>Reverse</w:t>
+      </w:r>
+      <w:proofErr w:type="spellEnd"/>
       <w:r>
         <w:t xml:space="preserve"> </w:t>
       </w:r>
-      <w:r>
-        <w:t>A Reverse Lookup működéséhez</w:t>
-      </w:r>
+      <w:proofErr w:type="spellStart"/>
+      <w:r>
+        <w:t>Lookup</w:t>
+      </w:r>
+      <w:proofErr w:type="spellEnd"/>
       <w:r>
         <w:t xml:space="preserve"> </w:t>
       </w:r>
+      <w:proofErr w:type="spellStart"/>
+      <w:r>
+        <w:t>Zone</w:t>
+      </w:r>
+      <w:proofErr w:type="spellEnd"/>
+      <w:r>
+        <w:t xml:space="preserve"> a DNS szolgáltatás része, amely lehetővé teszi, hogy egy IP-cím alapján vissza lehessen keresni a hozzá tartozó számítógép nevét. Míg a </w:t>
+      </w:r>
+      <w:proofErr w:type="spellStart"/>
+      <w:r>
+        <w:t>Forward</w:t>
+      </w:r>
+      <w:proofErr w:type="spellEnd"/>
+      <w:r>
+        <w:t xml:space="preserve"> </w:t>
+      </w:r>
+      <w:proofErr w:type="spellStart"/>
+      <w:r>
+        <w:t>Lookup</w:t>
+      </w:r>
+      <w:proofErr w:type="spellEnd"/>
+      <w:r>
+        <w:t xml:space="preserve"> </w:t>
+      </w:r>
+      <w:proofErr w:type="spellStart"/>
+      <w:r>
+        <w:t>Zone</w:t>
+      </w:r>
+      <w:proofErr w:type="spellEnd"/>
+      <w:r>
+        <w:t xml:space="preserve"> a neveket alakítja IP-címekké, a </w:t>
+      </w:r>
+      <w:proofErr w:type="spellStart"/>
+      <w:r>
+        <w:t>Reverse</w:t>
+      </w:r>
+      <w:proofErr w:type="spellEnd"/>
+      <w:r>
+        <w:t xml:space="preserve"> </w:t>
+      </w:r>
+      <w:proofErr w:type="spellStart"/>
+      <w:r>
+        <w:t>Lookup</w:t>
+      </w:r>
+      <w:proofErr w:type="spellEnd"/>
+      <w:r>
+        <w:t xml:space="preserve"> </w:t>
+      </w:r>
+      <w:proofErr w:type="spellStart"/>
+      <w:r>
+        <w:t>Zone</w:t>
+      </w:r>
+      <w:proofErr w:type="spellEnd"/>
+      <w:r>
+        <w:t xml:space="preserve"> ennek az ellenkezőjét végzi.</w:t>
+      </w:r>
+      <w:r>
+        <w:t xml:space="preserve"> </w:t>
+      </w:r>
+      <w:r>
+        <w:t xml:space="preserve">A </w:t>
+      </w:r>
+      <w:proofErr w:type="spellStart"/>
+      <w:r>
+        <w:t>Reverse</w:t>
+      </w:r>
+      <w:proofErr w:type="spellEnd"/>
+      <w:r>
+        <w:t xml:space="preserve"> </w:t>
+      </w:r>
+      <w:proofErr w:type="spellStart"/>
+      <w:r>
+        <w:t>Lookup</w:t>
+      </w:r>
+      <w:proofErr w:type="spellEnd"/>
+      <w:r>
+        <w:t xml:space="preserve"> működéséhez</w:t>
+      </w:r>
+      <w:r>
+        <w:t xml:space="preserve"> </w:t>
+      </w:r>
       <w:r>
         <w:t>PTR (Pointer) rekordokat haszná</w:t>
       </w:r>
@@ -10821,8 +12563,13 @@
         <w:t>unk</w:t>
       </w:r>
       <w:r>
-        <w:t>, amelyek az IP-címet összekapcsolják a hozzá tartozó hostnévvel</w:t>
-      </w:r>
+        <w:t xml:space="preserve">, amelyek az IP-címet összekapcsolják a hozzá tartozó </w:t>
+      </w:r>
+      <w:proofErr w:type="spellStart"/>
+      <w:r>
+        <w:t>hostnévvel</w:t>
+      </w:r>
+      <w:proofErr w:type="spellEnd"/>
       <w:r>
         <w:t>.</w:t>
       </w:r>
@@ -10940,9 +12687,13 @@
             <w:vAlign w:val="center"/>
           </w:tcPr>
           <w:p>
+            <w:proofErr w:type="spellStart"/>
+            <w:proofErr w:type="gramStart"/>
             <w:r>
               <w:t>linux.net.core</w:t>
             </w:r>
+            <w:proofErr w:type="spellEnd"/>
+            <w:proofErr w:type="gramEnd"/>
           </w:p>
         </w:tc>
         <w:tc>
@@ -10952,7 +12703,15 @@
           </w:tcPr>
           <w:p>
             <w:r>
-              <w:t>A linux szerverhez tartozó visszamutató rekord.</w:t>
+              <w:t xml:space="preserve">A </w:t>
+            </w:r>
+            <w:proofErr w:type="spellStart"/>
+            <w:r>
+              <w:t>linux</w:t>
+            </w:r>
+            <w:proofErr w:type="spellEnd"/>
+            <w:r>
+              <w:t xml:space="preserve"> szerverhez tartozó visszamutató rekord.</w:t>
             </w:r>
           </w:p>
         </w:tc>
@@ -10995,9 +12754,13 @@
             <w:vAlign w:val="center"/>
           </w:tcPr>
           <w:p>
+            <w:proofErr w:type="spellStart"/>
+            <w:proofErr w:type="gramStart"/>
             <w:r>
               <w:t>win-server.net.core</w:t>
             </w:r>
+            <w:proofErr w:type="spellEnd"/>
+            <w:proofErr w:type="gramEnd"/>
           </w:p>
         </w:tc>
         <w:tc>
@@ -11056,9 +12819,13 @@
             <w:vAlign w:val="center"/>
           </w:tcPr>
           <w:p>
+            <w:proofErr w:type="spellStart"/>
+            <w:proofErr w:type="gramStart"/>
             <w:r>
               <w:t>winkliens.net.core</w:t>
             </w:r>
+            <w:proofErr w:type="spellEnd"/>
+            <w:proofErr w:type="gramEnd"/>
           </w:p>
         </w:tc>
         <w:tc>
@@ -11136,7 +12903,31 @@
         <w:t>z</w:t>
       </w:r>
       <w:r>
-        <w:t>erver // Reverse Lookup Zone rekordjai</w:t>
+        <w:t xml:space="preserve">erver // </w:t>
+      </w:r>
+      <w:proofErr w:type="spellStart"/>
+      <w:r>
+        <w:t>Reverse</w:t>
+      </w:r>
+      <w:proofErr w:type="spellEnd"/>
+      <w:r>
+        <w:t xml:space="preserve"> </w:t>
+      </w:r>
+      <w:proofErr w:type="spellStart"/>
+      <w:r>
+        <w:t>Lookup</w:t>
+      </w:r>
+      <w:proofErr w:type="spellEnd"/>
+      <w:r>
+        <w:t xml:space="preserve"> </w:t>
+      </w:r>
+      <w:proofErr w:type="spellStart"/>
+      <w:r>
+        <w:t>Zone</w:t>
+      </w:r>
+      <w:proofErr w:type="spellEnd"/>
+      <w:r>
+        <w:t xml:space="preserve"> rekordjai</w:t>
       </w:r>
     </w:p>
     <w:p>
@@ -11366,11 +13157,16 @@
       <w:r>
         <w:t>A mappa jogosultságai úgy kerültek konfigurálásra, hogy a felhasználók olvasási (</w:t>
       </w:r>
+      <w:proofErr w:type="spellStart"/>
       <w:r>
         <w:t>r</w:t>
       </w:r>
       <w:r>
-        <w:t>ead) jogosultsággal rendelkeznek. Ezáltal akik ilyen jogosultsággal rendelkeznek, megtekintheti</w:t>
+        <w:t>ead</w:t>
+      </w:r>
+      <w:proofErr w:type="spellEnd"/>
+      <w:r>
+        <w:t>) jogosultsággal rendelkeznek. Ezáltal akik ilyen jogosultsággal rendelkeznek, megtekintheti</w:t>
       </w:r>
       <w:r>
         <w:t>k</w:t>
@@ -11646,8 +13442,13 @@
         <w:t>A Group Policy szabályt úgy állítottuk be, hogy a Firefox automatikusan települjön</w:t>
       </w:r>
       <w:r>
-        <w:t xml:space="preserve"> azok felhasználók gépeire</w:t>
-      </w:r>
+        <w:t xml:space="preserve"> azok felhasználók </w:t>
+      </w:r>
+      <w:proofErr w:type="spellStart"/>
+      <w:r>
+        <w:t>gépeire</w:t>
+      </w:r>
+      <w:proofErr w:type="spellEnd"/>
       <w:r>
         <w:t xml:space="preserve">, </w:t>
       </w:r>
@@ -11711,8 +13512,13 @@
         </w:r>
       </w:fldSimple>
       <w:r>
-        <w:t>. ábra - Windows Szerver // Firefox telepítése Group Policy-val</w:t>
-      </w:r>
+        <w:t>. ábra - Windows Szerver // Firefox telepítése Group Policy-</w:t>
+      </w:r>
+      <w:proofErr w:type="spellStart"/>
+      <w:r>
+        <w:t>val</w:t>
+      </w:r>
+      <w:proofErr w:type="spellEnd"/>
     </w:p>
     <w:p>
       <w:pPr>
@@ -11753,7 +13559,15 @@
         <w:t>z</w:t>
       </w:r>
       <w:r>
-        <w:t>erverünk neve: linux-server</w:t>
+        <w:t xml:space="preserve">erverünk neve: </w:t>
+      </w:r>
+      <w:proofErr w:type="spellStart"/>
+      <w:r>
+        <w:t>linux</w:t>
+      </w:r>
+      <w:proofErr w:type="spellEnd"/>
+      <w:r>
+        <w:t>-server</w:t>
       </w:r>
       <w:r>
         <w:t xml:space="preserve">. </w:t>
@@ -12069,7 +13883,15 @@
         <w:pStyle w:val="Szvegek"/>
       </w:pPr>
       <w:r>
-        <w:t>Az automatizált mentést egy Bash script végzi, amely biztonsági mentést készít</w:t>
+        <w:t xml:space="preserve">Az automatizált mentést egy </w:t>
+      </w:r>
+      <w:proofErr w:type="spellStart"/>
+      <w:r>
+        <w:t>Bash</w:t>
+      </w:r>
+      <w:proofErr w:type="spellEnd"/>
+      <w:r>
+        <w:t xml:space="preserve"> script végzi, amely biztonsági mentést készít</w:t>
       </w:r>
       <w:r>
         <w:t xml:space="preserve">. </w:t>
@@ -12085,16 +13907,32 @@
         <w:t>/var</w:t>
       </w:r>
       <w:r>
-        <w:t xml:space="preserve"> mappában található adatokat egy tömörített </w:t>
-      </w:r>
-      <w:r>
-        <w:t>.tar.gz</w:t>
+        <w:t xml:space="preserve"> mappában található adatokat egy </w:t>
+      </w:r>
+      <w:proofErr w:type="gramStart"/>
+      <w:r>
+        <w:t xml:space="preserve">tömörített </w:t>
+      </w:r>
+      <w:r>
+        <w:t>.</w:t>
+      </w:r>
+      <w:proofErr w:type="gramEnd"/>
+      <w:r>
+        <w:t>tar.gz</w:t>
       </w:r>
       <w:r>
         <w:t xml:space="preserve"> fájlba menti, amelynek nevében szerepel a mentés időpontja. </w:t>
       </w:r>
       <w:r>
-        <w:t xml:space="preserve">Azért készítettük el a scriptet úgy, hogy egy tömörített fájlba kerüljenek a mentések, mert így kevesebb tárhelyet foglalnak. </w:t>
+        <w:t xml:space="preserve">Azért készítettük el a scriptet úgy, hogy egy tömörített fájlba kerüljenek a mentések, mert így kevesebb </w:t>
+      </w:r>
+      <w:proofErr w:type="spellStart"/>
+      <w:r>
+        <w:t>tárhelyet</w:t>
+      </w:r>
+      <w:proofErr w:type="spellEnd"/>
+      <w:r>
+        <w:t xml:space="preserve"> foglalnak. </w:t>
       </w:r>
       <w:r>
         <w:t xml:space="preserve">A mentések a </w:t>
@@ -12184,7 +14022,15 @@
         <w:t xml:space="preserve">A script a 7 napnál régebbi mentéseket automatikusan törli, így nem halmozódnak fel felesleges fájlok. </w:t>
       </w:r>
       <w:r>
-        <w:t>Ezáltal megakadályozható az, hogy a mentések ne foglaljanak túl sok tárhelyet.</w:t>
+        <w:t xml:space="preserve">Ezáltal megakadályozható az, hogy a mentések ne foglaljanak túl sok </w:t>
+      </w:r>
+      <w:proofErr w:type="spellStart"/>
+      <w:r>
+        <w:t>tárhelyet</w:t>
+      </w:r>
+      <w:proofErr w:type="spellEnd"/>
+      <w:r>
+        <w:t>.</w:t>
       </w:r>
     </w:p>
     <w:p>
@@ -12812,14 +14658,24 @@
         <w:t xml:space="preserve">A </w:t>
       </w:r>
       <w:r>
-        <w:t>harmadik subnetben</w:t>
-      </w:r>
+        <w:t xml:space="preserve">harmadik </w:t>
+      </w:r>
+      <w:proofErr w:type="spellStart"/>
+      <w:r>
+        <w:t>subnetben</w:t>
+      </w:r>
+      <w:proofErr w:type="spellEnd"/>
       <w:r>
         <w:t xml:space="preserve"> nem </w:t>
       </w:r>
       <w:r>
-        <w:t>konfiguráltunk DHCP poolt</w:t>
-      </w:r>
+        <w:t xml:space="preserve">konfiguráltunk DHCP </w:t>
+      </w:r>
+      <w:proofErr w:type="spellStart"/>
+      <w:r>
+        <w:t>poolt</w:t>
+      </w:r>
+      <w:proofErr w:type="spellEnd"/>
       <w:r>
         <w:t xml:space="preserve">, </w:t>
       </w:r>
@@ -13003,6 +14859,7 @@
                 <w:szCs w:val="24"/>
               </w:rPr>
             </w:pPr>
+            <w:proofErr w:type="spellStart"/>
             <w:r>
               <w:rPr>
                 <w:rFonts w:cs="Times New Roman"/>
@@ -13010,6 +14867,7 @@
               </w:rPr>
               <w:t>testuser</w:t>
             </w:r>
+            <w:proofErr w:type="spellEnd"/>
           </w:p>
         </w:tc>
         <w:tc>
@@ -13072,12 +14930,21 @@
                 <w:szCs w:val="24"/>
               </w:rPr>
             </w:pPr>
+            <w:proofErr w:type="spellStart"/>
             <w:r>
               <w:rPr>
                 <w:rFonts w:cs="Times New Roman"/>
                 <w:szCs w:val="24"/>
               </w:rPr>
-              <w:t>Domain (felhasználók)</w:t>
+              <w:t>Domain</w:t>
+            </w:r>
+            <w:proofErr w:type="spellEnd"/>
+            <w:r>
+              <w:rPr>
+                <w:rFonts w:cs="Times New Roman"/>
+                <w:szCs w:val="24"/>
+              </w:rPr>
+              <w:t xml:space="preserve"> (felhasználók)</w:t>
             </w:r>
           </w:p>
         </w:tc>
@@ -13167,8 +15034,17 @@
                 <w:rFonts w:cs="Times New Roman"/>
                 <w:szCs w:val="24"/>
               </w:rPr>
-              <w:t>Soho router admin</w:t>
-            </w:r>
+              <w:t xml:space="preserve">Soho router </w:t>
+            </w:r>
+            <w:proofErr w:type="spellStart"/>
+            <w:r>
+              <w:rPr>
+                <w:rFonts w:cs="Times New Roman"/>
+                <w:szCs w:val="24"/>
+              </w:rPr>
+              <w:t>admin</w:t>
+            </w:r>
+            <w:proofErr w:type="spellEnd"/>
           </w:p>
         </w:tc>
         <w:tc>
@@ -13183,6 +15059,7 @@
                 <w:szCs w:val="24"/>
               </w:rPr>
             </w:pPr>
+            <w:proofErr w:type="spellStart"/>
             <w:r>
               <w:rPr>
                 <w:rFonts w:cs="Times New Roman"/>
@@ -13190,6 +15067,7 @@
               </w:rPr>
               <w:t>admin</w:t>
             </w:r>
+            <w:proofErr w:type="spellEnd"/>
           </w:p>
         </w:tc>
         <w:tc>
@@ -13257,7 +15135,23 @@
                 <w:rFonts w:cs="Times New Roman"/>
                 <w:szCs w:val="24"/>
               </w:rPr>
-              <w:t>Wifi (IrodaWifi)</w:t>
+              <w:t>Wifi (</w:t>
+            </w:r>
+            <w:proofErr w:type="spellStart"/>
+            <w:r>
+              <w:rPr>
+                <w:rFonts w:cs="Times New Roman"/>
+                <w:szCs w:val="24"/>
+              </w:rPr>
+              <w:t>IrodaWifi</w:t>
+            </w:r>
+            <w:proofErr w:type="spellEnd"/>
+            <w:r>
+              <w:rPr>
+                <w:rFonts w:cs="Times New Roman"/>
+                <w:szCs w:val="24"/>
+              </w:rPr>
+              <w:t>)</w:t>
             </w:r>
           </w:p>
         </w:tc>
@@ -13347,7 +15241,23 @@
                 <w:rFonts w:cs="Times New Roman"/>
                 <w:szCs w:val="24"/>
               </w:rPr>
-              <w:t>Vendég Wifi (IrodaGuest)</w:t>
+              <w:t>Vendég Wifi (</w:t>
+            </w:r>
+            <w:proofErr w:type="spellStart"/>
+            <w:r>
+              <w:rPr>
+                <w:rFonts w:cs="Times New Roman"/>
+                <w:szCs w:val="24"/>
+              </w:rPr>
+              <w:t>IrodaGuest</w:t>
+            </w:r>
+            <w:proofErr w:type="spellEnd"/>
+            <w:r>
+              <w:rPr>
+                <w:rFonts w:cs="Times New Roman"/>
+                <w:szCs w:val="24"/>
+              </w:rPr>
+              <w:t>)</w:t>
             </w:r>
           </w:p>
         </w:tc>
@@ -13551,11 +15461,24 @@
         <w:pStyle w:val="Szvegek"/>
       </w:pPr>
       <w:r>
-        <w:t>A következő képekben megmutatjuk, hogy a telephelyen elhelyezkedett switchek vlan</w:t>
+        <w:t xml:space="preserve">A következő képekben megmutatjuk, hogy a telephelyen elhelyezkedett </w:t>
+      </w:r>
+      <w:proofErr w:type="spellStart"/>
+      <w:r>
+        <w:t>switchek</w:t>
+      </w:r>
+      <w:proofErr w:type="spellEnd"/>
+      <w:r>
+        <w:t xml:space="preserve"> </w:t>
+      </w:r>
+      <w:proofErr w:type="spellStart"/>
+      <w:r>
+        <w:t>vlan</w:t>
       </w:r>
       <w:r>
         <w:t>-jai</w:t>
       </w:r>
+      <w:proofErr w:type="spellEnd"/>
       <w:r>
         <w:t xml:space="preserve"> megegyez</w:t>
       </w:r>
@@ -13629,8 +15552,13 @@
         <w:t xml:space="preserve">– Fő Iroda </w:t>
       </w:r>
       <w:r>
-        <w:t>// Fő Irodában elhelyezkedett switchek</w:t>
-      </w:r>
+        <w:t xml:space="preserve">// Fő Irodában elhelyezkedett </w:t>
+      </w:r>
+      <w:proofErr w:type="spellStart"/>
+      <w:r>
+        <w:t>switchek</w:t>
+      </w:r>
+      <w:proofErr w:type="spellEnd"/>
     </w:p>
     <w:p>
       <w:pPr>
@@ -13708,8 +15636,13 @@
         <w:t xml:space="preserve">– Fő Iroda </w:t>
       </w:r>
       <w:r>
-        <w:t>// SW1 VLAN-jai</w:t>
-      </w:r>
+        <w:t>// SW1 VLAN-</w:t>
+      </w:r>
+      <w:proofErr w:type="spellStart"/>
+      <w:r>
+        <w:t>jai</w:t>
+      </w:r>
+      <w:proofErr w:type="spellEnd"/>
     </w:p>
     <w:p>
       <w:pPr>
@@ -13788,8 +15721,13 @@
         <w:t xml:space="preserve">– Fő Iroda </w:t>
       </w:r>
       <w:r>
-        <w:t>// SW2 VLAN-jai</w:t>
-      </w:r>
+        <w:t>// SW2 VLAN-</w:t>
+      </w:r>
+      <w:proofErr w:type="spellStart"/>
+      <w:r>
+        <w:t>jai</w:t>
+      </w:r>
+      <w:proofErr w:type="spellEnd"/>
     </w:p>
     <w:p>
       <w:pPr>
@@ -13876,8 +15814,13 @@
         <w:t>3</w:t>
       </w:r>
       <w:r>
-        <w:t xml:space="preserve"> VLAN-jai</w:t>
-      </w:r>
+        <w:t xml:space="preserve"> VLAN-</w:t>
+      </w:r>
+      <w:proofErr w:type="spellStart"/>
+      <w:r>
+        <w:t>jai</w:t>
+      </w:r>
+      <w:proofErr w:type="spellEnd"/>
     </w:p>
     <w:p>
       <w:pPr>
@@ -13955,8 +15898,13 @@
         <w:t xml:space="preserve">– Fő Iroda </w:t>
       </w:r>
       <w:r>
-        <w:t>// SW4 VLAN-jai</w:t>
-      </w:r>
+        <w:t>// SW4 VLAN-</w:t>
+      </w:r>
+      <w:proofErr w:type="spellStart"/>
+      <w:r>
+        <w:t>jai</w:t>
+      </w:r>
+      <w:proofErr w:type="spellEnd"/>
     </w:p>
     <w:p>
       <w:pPr>
@@ -14035,8 +15983,13 @@
         <w:t xml:space="preserve">– Fő Iroda </w:t>
       </w:r>
       <w:r>
-        <w:t>// SW5 VLAN-jai</w:t>
-      </w:r>
+        <w:t>// SW5 VLAN-</w:t>
+      </w:r>
+      <w:proofErr w:type="spellStart"/>
+      <w:r>
+        <w:t>jai</w:t>
+      </w:r>
+      <w:proofErr w:type="spellEnd"/>
     </w:p>
     <w:p>
       <w:pPr>
@@ -14114,8 +16067,13 @@
         <w:t xml:space="preserve">– Fő Iroda </w:t>
       </w:r>
       <w:r>
-        <w:t>// SW6 VLAN-jai</w:t>
-      </w:r>
+        <w:t>// SW6 VLAN-</w:t>
+      </w:r>
+      <w:proofErr w:type="spellStart"/>
+      <w:r>
+        <w:t>jai</w:t>
+      </w:r>
+      <w:proofErr w:type="spellEnd"/>
     </w:p>
     <w:p>
       <w:pPr>
@@ -14202,7 +16160,15 @@
       </w:pPr>
       <w:r>
         <w:lastRenderedPageBreak/>
-        <w:t>Mivel ugyanahhoz a VLAN-hoz tartozik a két eszköz, ezért a csomag csak a switchen keresztül halad át.</w:t>
+        <w:t xml:space="preserve">Mivel ugyanahhoz a VLAN-hoz tartozik a két eszköz, ezért a csomag csak a </w:t>
+      </w:r>
+      <w:proofErr w:type="spellStart"/>
+      <w:r>
+        <w:t>switchen</w:t>
+      </w:r>
+      <w:proofErr w:type="spellEnd"/>
+      <w:r>
+        <w:t xml:space="preserve"> keresztül halad át.</w:t>
       </w:r>
       <w:r>
         <w:t xml:space="preserve"> </w:t>
@@ -14286,7 +16252,15 @@
         <w:t xml:space="preserve">– Fő Iroda </w:t>
       </w:r>
       <w:r>
-        <w:t>// Azonos VLAN-on belüli eszközök elérik egymást</w:t>
+        <w:t>// Azonos VLAN-</w:t>
+      </w:r>
+      <w:proofErr w:type="spellStart"/>
+      <w:r>
+        <w:t>on</w:t>
+      </w:r>
+      <w:proofErr w:type="spellEnd"/>
+      <w:r>
+        <w:t xml:space="preserve"> belüli eszközök elérik egymást</w:t>
       </w:r>
     </w:p>
     <w:p>
@@ -14648,8 +16622,13 @@
         <w:pStyle w:val="Szvegek"/>
       </w:pPr>
       <w:r>
-        <w:t>A piros színnel bekarikázott switch</w:t>
-      </w:r>
+        <w:t xml:space="preserve">A piros színnel bekarikázott </w:t>
+      </w:r>
+      <w:proofErr w:type="spellStart"/>
+      <w:r>
+        <w:t>switch</w:t>
+      </w:r>
+      <w:proofErr w:type="spellEnd"/>
       <w:r>
         <w:t xml:space="preserve"> (SW1)</w:t>
       </w:r>
@@ -14657,7 +16636,15 @@
         <w:t xml:space="preserve"> lett bekonfigurálva VTP szerverként.</w:t>
       </w:r>
       <w:r>
-        <w:t xml:space="preserve"> Minden más switch kliens állapotba került.</w:t>
+        <w:t xml:space="preserve"> Minden más </w:t>
+      </w:r>
+      <w:proofErr w:type="spellStart"/>
+      <w:r>
+        <w:t>switch</w:t>
+      </w:r>
+      <w:proofErr w:type="spellEnd"/>
+      <w:r>
+        <w:t xml:space="preserve"> kliens állapotba került.</w:t>
       </w:r>
     </w:p>
     <w:p>
@@ -14897,9 +16884,11 @@
       <w:pPr>
         <w:pStyle w:val="Tesztelsialcmek"/>
       </w:pPr>
+      <w:proofErr w:type="spellStart"/>
       <w:r>
         <w:t>Portbiztonság</w:t>
       </w:r>
+      <w:proofErr w:type="spellEnd"/>
     </w:p>
     <w:p>
       <w:pPr>
@@ -14908,14 +16897,48 @@
       <w:r>
         <w:t xml:space="preserve">Az alábbi gépen teszteltük a hálózat </w:t>
       </w:r>
+      <w:proofErr w:type="spellStart"/>
       <w:r>
         <w:t>portbiztonságát</w:t>
       </w:r>
+      <w:proofErr w:type="spellEnd"/>
       <w:r>
         <w:t>.</w:t>
       </w:r>
       <w:r>
-        <w:t xml:space="preserve"> Az Fa0/23 porton shutdown portsértést alkalmaztunk, amely tesztelési célból lett konfigurálva. Ez a mód lekapcsolja a portot, ha illetéktelen eszközt csatlakoztatnak hozzá.</w:t>
+        <w:t xml:space="preserve"> Az Fa0/23 </w:t>
+      </w:r>
+      <w:proofErr w:type="spellStart"/>
+      <w:r>
+        <w:t>porton</w:t>
+      </w:r>
+      <w:proofErr w:type="spellEnd"/>
+      <w:r>
+        <w:t xml:space="preserve"> </w:t>
+      </w:r>
+      <w:proofErr w:type="spellStart"/>
+      <w:r>
+        <w:t>shutdown</w:t>
+      </w:r>
+      <w:proofErr w:type="spellEnd"/>
+      <w:r>
+        <w:t xml:space="preserve"> </w:t>
+      </w:r>
+      <w:proofErr w:type="spellStart"/>
+      <w:r>
+        <w:t>portsértést</w:t>
+      </w:r>
+      <w:proofErr w:type="spellEnd"/>
+      <w:r>
+        <w:t xml:space="preserve"> alkalmaztunk, amely tesztelési célból lett konfigurálva. Ez a mód lekapcsolja a </w:t>
+      </w:r>
+      <w:proofErr w:type="spellStart"/>
+      <w:r>
+        <w:t>portot</w:t>
+      </w:r>
+      <w:proofErr w:type="spellEnd"/>
+      <w:r>
+        <w:t>, ha illetéktelen eszközt csatlakoztatnak hozzá.</w:t>
       </w:r>
     </w:p>
     <w:p>
@@ -15073,7 +17096,15 @@
         <w:t xml:space="preserve"> </w:t>
       </w:r>
       <w:r>
-        <w:t>PC2 portbiztonsági beállításai</w:t>
+        <w:t xml:space="preserve">PC2 </w:t>
+      </w:r>
+      <w:proofErr w:type="spellStart"/>
+      <w:r>
+        <w:t>portbiztonsági</w:t>
+      </w:r>
+      <w:proofErr w:type="spellEnd"/>
+      <w:r>
+        <w:t xml:space="preserve"> beállításai</w:t>
       </w:r>
     </w:p>
     <w:p>
@@ -15082,7 +17113,15 @@
         <w:ind w:firstLine="0"/>
       </w:pPr>
       <w:r>
-        <w:t>A tesztelés során lecsatlakoztattuk a PC2-t a switchről, és a helyére egy másik gépet helyeztünk el. Amikor az új</w:t>
+        <w:t xml:space="preserve">A tesztelés során lecsatlakoztattuk a PC2-t a </w:t>
+      </w:r>
+      <w:proofErr w:type="spellStart"/>
+      <w:r>
+        <w:t>switchről</w:t>
+      </w:r>
+      <w:proofErr w:type="spellEnd"/>
+      <w:r>
+        <w:t>, és a helyére egy másik gépet helyeztünk el. Amikor az új</w:t>
       </w:r>
       <w:r>
         <w:t>onnan elhelyezett</w:t>
@@ -15170,7 +17209,15 @@
         <w:t xml:space="preserve">– Fő Iroda </w:t>
       </w:r>
       <w:r>
-        <w:t>// Portbiztonság sikeres működése</w:t>
+        <w:t xml:space="preserve">// </w:t>
+      </w:r>
+      <w:proofErr w:type="spellStart"/>
+      <w:r>
+        <w:t>Portbiztonság</w:t>
+      </w:r>
+      <w:proofErr w:type="spellEnd"/>
+      <w:r>
+        <w:t xml:space="preserve"> sikeres működése</w:t>
       </w:r>
     </w:p>
     <w:p>
@@ -15189,23 +17236,33 @@
       <w:pPr>
         <w:pStyle w:val="Tesztelsialcmek"/>
       </w:pPr>
+      <w:proofErr w:type="spellStart"/>
       <w:r>
         <w:lastRenderedPageBreak/>
         <w:t>Portösszevonás</w:t>
       </w:r>
+      <w:proofErr w:type="spellEnd"/>
     </w:p>
     <w:p>
       <w:pPr>
         <w:pStyle w:val="Szvegek"/>
       </w:pPr>
       <w:r>
-        <w:t>A következő kép illusztrálja, hogy a Fő Irodában hol található port</w:t>
+        <w:t xml:space="preserve">A következő kép illusztrálja, hogy a Fő Irodában hol található </w:t>
+      </w:r>
+      <w:proofErr w:type="spellStart"/>
+      <w:r>
+        <w:t>port</w:t>
       </w:r>
       <w:r>
         <w:t>ö</w:t>
       </w:r>
       <w:r>
-        <w:t>sszevonás.</w:t>
+        <w:t>sszevonás</w:t>
+      </w:r>
+      <w:proofErr w:type="spellEnd"/>
+      <w:r>
+        <w:t>.</w:t>
       </w:r>
     </w:p>
     <w:p>
@@ -15271,7 +17328,15 @@
         <w:t xml:space="preserve">– Fő Iroda </w:t>
       </w:r>
       <w:r>
-        <w:t>// Portösszevonások a telephelyen</w:t>
+        <w:t xml:space="preserve">// </w:t>
+      </w:r>
+      <w:proofErr w:type="spellStart"/>
+      <w:r>
+        <w:t>Portösszevonások</w:t>
+      </w:r>
+      <w:proofErr w:type="spellEnd"/>
+      <w:r>
+        <w:t xml:space="preserve"> a telephelyen</w:t>
       </w:r>
     </w:p>
     <w:p>
@@ -15279,7 +17344,31 @@
         <w:pStyle w:val="Szvegek"/>
       </w:pPr>
       <w:r>
-        <w:t>Mindegyik switchen két EtherChannel csoport van konfigurálva, amelyek LACP protokollt használnak, és a portok sikeresen csatlakoztak a port-channel interfészekhez.</w:t>
+        <w:t xml:space="preserve">Mindegyik </w:t>
+      </w:r>
+      <w:proofErr w:type="spellStart"/>
+      <w:r>
+        <w:t>switchen</w:t>
+      </w:r>
+      <w:proofErr w:type="spellEnd"/>
+      <w:r>
+        <w:t xml:space="preserve"> két </w:t>
+      </w:r>
+      <w:proofErr w:type="spellStart"/>
+      <w:r>
+        <w:t>EtherChannel</w:t>
+      </w:r>
+      <w:proofErr w:type="spellEnd"/>
+      <w:r>
+        <w:t xml:space="preserve"> csoport van konfigurálva, amelyek LACP protokollt használnak, és a portok sikeresen csatlakoztak a port-</w:t>
+      </w:r>
+      <w:proofErr w:type="spellStart"/>
+      <w:r>
+        <w:t>channel</w:t>
+      </w:r>
+      <w:proofErr w:type="spellEnd"/>
+      <w:r>
+        <w:t xml:space="preserve"> interfészekhez.</w:t>
       </w:r>
     </w:p>
     <w:p>
@@ -15358,8 +17447,13 @@
         <w:t xml:space="preserve">– Fő Iroda </w:t>
       </w:r>
       <w:r>
-        <w:t>// SW1 portösszevonásai</w:t>
-      </w:r>
+        <w:t xml:space="preserve">// SW1 </w:t>
+      </w:r>
+      <w:proofErr w:type="spellStart"/>
+      <w:r>
+        <w:t>portösszevonásai</w:t>
+      </w:r>
+      <w:proofErr w:type="spellEnd"/>
     </w:p>
     <w:p>
       <w:pPr>
@@ -15453,8 +17547,13 @@
         <w:t xml:space="preserve">– Fő Iroda </w:t>
       </w:r>
       <w:r>
-        <w:t>// SW3 portösszevonásai</w:t>
-      </w:r>
+        <w:t xml:space="preserve">// SW3 </w:t>
+      </w:r>
+      <w:proofErr w:type="spellStart"/>
+      <w:r>
+        <w:t>portösszevonásai</w:t>
+      </w:r>
+      <w:proofErr w:type="spellEnd"/>
     </w:p>
     <w:p>
       <w:pPr>
@@ -15532,8 +17631,13 @@
         <w:t xml:space="preserve">– Fő Iroda </w:t>
       </w:r>
       <w:r>
-        <w:t>// SW4 portösszevonásai</w:t>
-      </w:r>
+        <w:t xml:space="preserve">// SW4 </w:t>
+      </w:r>
+      <w:proofErr w:type="spellStart"/>
+      <w:r>
+        <w:t>portösszevonásai</w:t>
+      </w:r>
+      <w:proofErr w:type="spellEnd"/>
     </w:p>
     <w:p>
       <w:pPr>
@@ -15611,8 +17715,13 @@
         <w:t xml:space="preserve">– Fő Iroda </w:t>
       </w:r>
       <w:r>
-        <w:t>// SW5 portösszevonásai</w:t>
-      </w:r>
+        <w:t xml:space="preserve">// SW5 </w:t>
+      </w:r>
+      <w:proofErr w:type="spellStart"/>
+      <w:r>
+        <w:t>portösszevonásai</w:t>
+      </w:r>
+      <w:proofErr w:type="spellEnd"/>
     </w:p>
     <w:p>
       <w:pPr>
@@ -15631,10 +17740,58 @@
         <w:pStyle w:val="Szvegek"/>
       </w:pPr>
       <w:r>
-        <w:t>A képen látható 2 switchen van bekonfigurálva a VLAN-ok primary és secondary root-ja.</w:t>
-      </w:r>
-      <w:r>
-        <w:t xml:space="preserve"> Alaphelyzetben az SW1-nek a VLAN 10 és VLAN 30 a primary root-ja.</w:t>
+        <w:t xml:space="preserve">A képen látható 2 </w:t>
+      </w:r>
+      <w:proofErr w:type="spellStart"/>
+      <w:r>
+        <w:t>switchen</w:t>
+      </w:r>
+      <w:proofErr w:type="spellEnd"/>
+      <w:r>
+        <w:t xml:space="preserve"> van bekonfigurálva a VLAN-ok </w:t>
+      </w:r>
+      <w:proofErr w:type="spellStart"/>
+      <w:r>
+        <w:t>primary</w:t>
+      </w:r>
+      <w:proofErr w:type="spellEnd"/>
+      <w:r>
+        <w:t xml:space="preserve"> és </w:t>
+      </w:r>
+      <w:proofErr w:type="spellStart"/>
+      <w:r>
+        <w:t>secondary</w:t>
+      </w:r>
+      <w:proofErr w:type="spellEnd"/>
+      <w:r>
+        <w:t xml:space="preserve"> </w:t>
+      </w:r>
+      <w:proofErr w:type="spellStart"/>
+      <w:r>
+        <w:t>root</w:t>
+      </w:r>
+      <w:proofErr w:type="spellEnd"/>
+      <w:r>
+        <w:t>-ja.</w:t>
+      </w:r>
+      <w:r>
+        <w:t xml:space="preserve"> Alaphelyzetben az SW1-nek a VLAN 10 és VLAN 30 a </w:t>
+      </w:r>
+      <w:proofErr w:type="spellStart"/>
+      <w:r>
+        <w:t>primary</w:t>
+      </w:r>
+      <w:proofErr w:type="spellEnd"/>
+      <w:r>
+        <w:t xml:space="preserve"> </w:t>
+      </w:r>
+      <w:proofErr w:type="spellStart"/>
+      <w:r>
+        <w:t>root</w:t>
+      </w:r>
+      <w:proofErr w:type="spellEnd"/>
+      <w:r>
+        <w:t>-ja.</w:t>
       </w:r>
     </w:p>
     <w:p>
@@ -15708,7 +17865,15 @@
         <w:pStyle w:val="Szvegek"/>
       </w:pPr>
       <w:r>
-        <w:t>Az STP teszteléséhez eltávolítottuk az SW1 switchet.</w:t>
+        <w:t xml:space="preserve">Az STP teszteléséhez eltávolítottuk az SW1 </w:t>
+      </w:r>
+      <w:proofErr w:type="spellStart"/>
+      <w:r>
+        <w:t>switchet</w:t>
+      </w:r>
+      <w:proofErr w:type="spellEnd"/>
+      <w:r>
+        <w:t>.</w:t>
       </w:r>
     </w:p>
     <w:p>
@@ -15811,7 +17976,23 @@
       </w:pPr>
       <w:r>
         <w:lastRenderedPageBreak/>
-        <w:t>Az SW4 automatikusan átvette a primary root szerepét a VLAN 10 és VLAN 30-ban.</w:t>
+        <w:t xml:space="preserve">Az SW4 automatikusan átvette a </w:t>
+      </w:r>
+      <w:proofErr w:type="spellStart"/>
+      <w:r>
+        <w:t>primary</w:t>
+      </w:r>
+      <w:proofErr w:type="spellEnd"/>
+      <w:r>
+        <w:t xml:space="preserve"> </w:t>
+      </w:r>
+      <w:proofErr w:type="spellStart"/>
+      <w:r>
+        <w:t>root</w:t>
+      </w:r>
+      <w:proofErr w:type="spellEnd"/>
+      <w:r>
+        <w:t xml:space="preserve"> szerepét a VLAN 10 és VLAN 30-ban.</w:t>
       </w:r>
     </w:p>
     <w:p>
@@ -15960,7 +18141,15 @@
       </w:pPr>
       <w:r>
         <w:lastRenderedPageBreak/>
-        <w:t>Most az SW4 switchet távolítottuk el</w:t>
+        <w:t xml:space="preserve">Most az SW4 </w:t>
+      </w:r>
+      <w:proofErr w:type="spellStart"/>
+      <w:r>
+        <w:t>switchet</w:t>
+      </w:r>
+      <w:proofErr w:type="spellEnd"/>
+      <w:r>
+        <w:t xml:space="preserve"> távolítottuk el</w:t>
       </w:r>
       <w:r>
         <w:t>.</w:t>
@@ -16043,7 +18232,23 @@
         <w:pStyle w:val="Szvegek"/>
       </w:pPr>
       <w:r>
-        <w:t xml:space="preserve">Az SW1 automatikusan átvette a primary root szerepét a VLAN </w:t>
+        <w:t xml:space="preserve">Az SW1 automatikusan átvette a </w:t>
+      </w:r>
+      <w:proofErr w:type="spellStart"/>
+      <w:r>
+        <w:t>primary</w:t>
+      </w:r>
+      <w:proofErr w:type="spellEnd"/>
+      <w:r>
+        <w:t xml:space="preserve"> </w:t>
+      </w:r>
+      <w:proofErr w:type="spellStart"/>
+      <w:r>
+        <w:t>root</w:t>
+      </w:r>
+      <w:proofErr w:type="spellEnd"/>
+      <w:r>
+        <w:t xml:space="preserve"> szerepét a VLAN </w:t>
       </w:r>
       <w:r>
         <w:t>20</w:t>
@@ -17169,7 +19374,15 @@
         <w:t>Ahhoz, hogy leteszteljük az MD5 hitelesítést, megváltoztattuk az IR1-R1 és IR1-R2 routeren a kulcsot.</w:t>
       </w:r>
       <w:r>
-        <w:t xml:space="preserve"> Mindkét routeren a jelszó mostmár: cisco1.</w:t>
+        <w:t xml:space="preserve"> Mindkét routeren a jelszó </w:t>
+      </w:r>
+      <w:proofErr w:type="spellStart"/>
+      <w:r>
+        <w:t>mostmár</w:t>
+      </w:r>
+      <w:proofErr w:type="spellEnd"/>
+      <w:r>
+        <w:t>: cisco1.</w:t>
       </w:r>
     </w:p>
     <w:p>
@@ -17434,8 +19647,13 @@
         <w:pStyle w:val="Szvegek"/>
       </w:pPr>
       <w:r>
-        <w:t>A GRE alagút teszteléséhez a PC-MANAGEMENT-ről</w:t>
-      </w:r>
+        <w:t>A GRE alagút teszteléséhez a PC-MANAGEMENT-</w:t>
+      </w:r>
+      <w:proofErr w:type="spellStart"/>
+      <w:r>
+        <w:t>ről</w:t>
+      </w:r>
+      <w:proofErr w:type="spellEnd"/>
       <w:r>
         <w:t xml:space="preserve"> </w:t>
       </w:r>
@@ -17458,8 +19676,16 @@
         <w:rPr>
           <w:rStyle w:val="konfigurciChar"/>
         </w:rPr>
-        <w:t xml:space="preserve"> tracert</w:t>
-      </w:r>
+        <w:t xml:space="preserve"> </w:t>
+      </w:r>
+      <w:proofErr w:type="spellStart"/>
+      <w:r>
+        <w:rPr>
+          <w:rStyle w:val="konfigurciChar"/>
+        </w:rPr>
+        <w:t>tracert</w:t>
+      </w:r>
+      <w:proofErr w:type="spellEnd"/>
       <w:r>
         <w:t xml:space="preserve"> paranccsal követtük.</w:t>
       </w:r>
@@ -17469,10 +19695,26 @@
         <w:pStyle w:val="Szvegek"/>
       </w:pPr>
       <w:r>
-        <w:t xml:space="preserve">A csomag áthaladt a 10.0.0.2-es ip címen, amely a </w:t>
-      </w:r>
-      <w:r>
-        <w:t xml:space="preserve">Recepció Border routeren létrehozott GRE alagút interfészének IP </w:t>
+        <w:t xml:space="preserve">A csomag áthaladt a 10.0.0.2-es </w:t>
+      </w:r>
+      <w:proofErr w:type="spellStart"/>
+      <w:r>
+        <w:t>ip</w:t>
+      </w:r>
+      <w:proofErr w:type="spellEnd"/>
+      <w:r>
+        <w:t xml:space="preserve"> címen, amely a </w:t>
+      </w:r>
+      <w:r>
+        <w:t xml:space="preserve">Recepció </w:t>
+      </w:r>
+      <w:proofErr w:type="spellStart"/>
+      <w:r>
+        <w:t>Border</w:t>
+      </w:r>
+      <w:proofErr w:type="spellEnd"/>
+      <w:r>
+        <w:t xml:space="preserve"> routeren létrehozott GRE alagút interfészének IP </w:t>
       </w:r>
       <w:r>
         <w:t>címe.</w:t>
@@ -17550,15 +19792,28 @@
       </w:pPr>
       <w:r>
         <w:lastRenderedPageBreak/>
-        <w:t>GRE over IPsec</w:t>
-      </w:r>
+        <w:t xml:space="preserve">GRE over </w:t>
+      </w:r>
+      <w:proofErr w:type="spellStart"/>
+      <w:r>
+        <w:t>IPsec</w:t>
+      </w:r>
+      <w:proofErr w:type="spellEnd"/>
     </w:p>
     <w:p>
       <w:pPr>
         <w:pStyle w:val="Szvegek"/>
       </w:pPr>
       <w:r>
-        <w:t>Az IPsec kapcsolata az IR1-BR, valamint IR2-BR között aktív, a titkosított forgalom áthalad.</w:t>
+        <w:t xml:space="preserve">Az </w:t>
+      </w:r>
+      <w:proofErr w:type="spellStart"/>
+      <w:r>
+        <w:t>IPsec</w:t>
+      </w:r>
+      <w:proofErr w:type="spellEnd"/>
+      <w:r>
+        <w:t xml:space="preserve"> kapcsolata az IR1-BR, valamint IR2-BR között aktív, a titkosított forgalom áthalad.</w:t>
       </w:r>
     </w:p>
     <w:p>
@@ -17620,7 +19875,15 @@
         </w:r>
       </w:fldSimple>
       <w:r>
-        <w:t>. ábra - Tesztelés - Fő Iroda // IPsec működik</w:t>
+        <w:t xml:space="preserve">. ábra - Tesztelés - Fő Iroda // </w:t>
+      </w:r>
+      <w:proofErr w:type="spellStart"/>
+      <w:r>
+        <w:t>IPsec</w:t>
+      </w:r>
+      <w:proofErr w:type="spellEnd"/>
+      <w:r>
+        <w:t xml:space="preserve"> működik</w:t>
       </w:r>
     </w:p>
     <w:p>
@@ -17734,7 +19997,15 @@
         <w:t xml:space="preserve">– Fő Iroda </w:t>
       </w:r>
       <w:r>
-        <w:t>// Ping az ISP felé</w:t>
+        <w:t xml:space="preserve">// </w:t>
+      </w:r>
+      <w:proofErr w:type="spellStart"/>
+      <w:r>
+        <w:t>Ping</w:t>
+      </w:r>
+      <w:proofErr w:type="spellEnd"/>
+      <w:r>
+        <w:t xml:space="preserve"> az ISP felé</w:t>
       </w:r>
     </w:p>
     <w:p>
@@ -18022,8 +20293,13 @@
         </w:r>
       </w:fldSimple>
       <w:r>
-        <w:t>. ábra - Tesztelés - Recepció // Sikeres IPv6 ping</w:t>
-      </w:r>
+        <w:t xml:space="preserve">. ábra - Tesztelés - Recepció // Sikeres IPv6 </w:t>
+      </w:r>
+      <w:proofErr w:type="spellStart"/>
+      <w:r>
+        <w:t>ping</w:t>
+      </w:r>
+      <w:proofErr w:type="spellEnd"/>
     </w:p>
     <w:p>
       <w:pPr>
@@ -18041,10 +20317,12 @@
       <w:pPr>
         <w:pStyle w:val="Tesztelsialcmek"/>
       </w:pPr>
+      <w:proofErr w:type="spellStart"/>
       <w:r>
         <w:lastRenderedPageBreak/>
         <w:t>Portbiztonság</w:t>
       </w:r>
+      <w:proofErr w:type="spellEnd"/>
     </w:p>
     <w:p>
       <w:pPr>
@@ -18053,14 +20331,48 @@
       <w:r>
         <w:t xml:space="preserve">Az IR2-PC3 gépen teszteltük a </w:t>
       </w:r>
+      <w:proofErr w:type="spellStart"/>
       <w:r>
         <w:t>switchek</w:t>
       </w:r>
-      <w:r>
-        <w:t xml:space="preserve"> portbiztonságát.</w:t>
-      </w:r>
-      <w:r>
-        <w:t xml:space="preserve"> Az Fa0/3 porton shutdown portsértést alkalmaztunk, amely tesztelési célból lett konfigurálva.</w:t>
+      <w:proofErr w:type="spellEnd"/>
+      <w:r>
+        <w:t xml:space="preserve"> </w:t>
+      </w:r>
+      <w:proofErr w:type="spellStart"/>
+      <w:r>
+        <w:t>portbiztonságát</w:t>
+      </w:r>
+      <w:proofErr w:type="spellEnd"/>
+      <w:r>
+        <w:t>.</w:t>
+      </w:r>
+      <w:r>
+        <w:t xml:space="preserve"> Az Fa0/3 </w:t>
+      </w:r>
+      <w:proofErr w:type="spellStart"/>
+      <w:r>
+        <w:t>porton</w:t>
+      </w:r>
+      <w:proofErr w:type="spellEnd"/>
+      <w:r>
+        <w:t xml:space="preserve"> </w:t>
+      </w:r>
+      <w:proofErr w:type="spellStart"/>
+      <w:r>
+        <w:t>shutdown</w:t>
+      </w:r>
+      <w:proofErr w:type="spellEnd"/>
+      <w:r>
+        <w:t xml:space="preserve"> </w:t>
+      </w:r>
+      <w:proofErr w:type="spellStart"/>
+      <w:r>
+        <w:t>portsértést</w:t>
+      </w:r>
+      <w:proofErr w:type="spellEnd"/>
+      <w:r>
+        <w:t xml:space="preserve"> alkalmaztunk, amely tesztelési célból lett konfigurálva.</w:t>
       </w:r>
     </w:p>
     <w:p>
@@ -18262,7 +20574,15 @@
         <w:t>as gépet</w:t>
       </w:r>
       <w:r>
-        <w:t xml:space="preserve"> a switchről, és a helyére egy másik gépet helyeztünk el. </w:t>
+        <w:t xml:space="preserve"> a </w:t>
+      </w:r>
+      <w:proofErr w:type="spellStart"/>
+      <w:r>
+        <w:t>switchről</w:t>
+      </w:r>
+      <w:proofErr w:type="spellEnd"/>
+      <w:r>
+        <w:t xml:space="preserve">, és a helyére egy másik gépet helyeztünk el. </w:t>
       </w:r>
       <w:r>
         <w:t>A port automatikusan lekapcsolódik</w:t>
@@ -18346,7 +20666,15 @@
         </w:r>
       </w:fldSimple>
       <w:r>
-        <w:t>. ábra Tesztelés - Recepció // Portbiztonság sikeres működése</w:t>
+        <w:t xml:space="preserve">. ábra Tesztelés - Recepció // </w:t>
+      </w:r>
+      <w:proofErr w:type="spellStart"/>
+      <w:r>
+        <w:t>Portbiztonság</w:t>
+      </w:r>
+      <w:proofErr w:type="spellEnd"/>
+      <w:r>
+        <w:t xml:space="preserve"> sikeres működése</w:t>
       </w:r>
     </w:p>
     <w:p>
@@ -18887,7 +21215,15 @@
         <w:t>A routeren a</w:t>
       </w:r>
       <w:r>
-        <w:t xml:space="preserve"> jelszó mostmár: cisco1.</w:t>
+        <w:t xml:space="preserve"> jelszó </w:t>
+      </w:r>
+      <w:proofErr w:type="spellStart"/>
+      <w:r>
+        <w:t>mostmár</w:t>
+      </w:r>
+      <w:proofErr w:type="spellEnd"/>
+      <w:r>
+        <w:t>: cisco1.</w:t>
       </w:r>
     </w:p>
     <w:p>
@@ -19064,11 +21400,16 @@
       <w:pPr>
         <w:pStyle w:val="Tesztelsialcmek"/>
       </w:pPr>
+      <w:proofErr w:type="spellStart"/>
       <w:r>
         <w:t>W</w:t>
       </w:r>
       <w:r>
-        <w:t xml:space="preserve">ireless </w:t>
+        <w:t>ireless</w:t>
+      </w:r>
+      <w:proofErr w:type="spellEnd"/>
+      <w:r>
+        <w:t xml:space="preserve"> </w:t>
       </w:r>
       <w:r>
         <w:t>S</w:t>
@@ -19085,7 +21426,15 @@
         <w:pStyle w:val="Szvegek"/>
       </w:pPr>
       <w:r>
-        <w:t>A Wireless Soho vezetéknélküli routerre sikeresen csatlakoztak a végberendezések.</w:t>
+        <w:t xml:space="preserve">A </w:t>
+      </w:r>
+      <w:proofErr w:type="spellStart"/>
+      <w:r>
+        <w:t>Wireless</w:t>
+      </w:r>
+      <w:proofErr w:type="spellEnd"/>
+      <w:r>
+        <w:t xml:space="preserve"> Soho vezetéknélküli routerre sikeresen csatlakoztak a végberendezések.</w:t>
       </w:r>
     </w:p>
     <w:p>
@@ -19252,7 +21601,15 @@
         <w:t>ó</w:t>
       </w:r>
       <w:r>
-        <w:t>l megpingeltük az AP</w:t>
+        <w:t xml:space="preserve">l </w:t>
+      </w:r>
+      <w:proofErr w:type="spellStart"/>
+      <w:r>
+        <w:t>megpingeltük</w:t>
+      </w:r>
+      <w:proofErr w:type="spellEnd"/>
+      <w:r>
+        <w:t xml:space="preserve"> az AP</w:t>
       </w:r>
       <w:r>
         <w:t>-hoz csatlakozó SmartPhone1-et.</w:t>
@@ -19367,8 +21724,16 @@
         <w:rPr>
           <w:rStyle w:val="konfigurciChar"/>
         </w:rPr>
-        <w:t xml:space="preserve"> tracert</w:t>
-      </w:r>
+        <w:t xml:space="preserve"> </w:t>
+      </w:r>
+      <w:proofErr w:type="spellStart"/>
+      <w:r>
+        <w:rPr>
+          <w:rStyle w:val="konfigurciChar"/>
+        </w:rPr>
+        <w:t>tracert</w:t>
+      </w:r>
+      <w:proofErr w:type="spellEnd"/>
       <w:r>
         <w:t xml:space="preserve"> paranccsal követtük.</w:t>
       </w:r>
@@ -19390,13 +21755,29 @@
         <w:t>1</w:t>
       </w:r>
       <w:r>
-        <w:t xml:space="preserve">-es ip címen, amely a </w:t>
+        <w:t xml:space="preserve">-es </w:t>
+      </w:r>
+      <w:proofErr w:type="spellStart"/>
+      <w:r>
+        <w:t>ip</w:t>
+      </w:r>
+      <w:proofErr w:type="spellEnd"/>
+      <w:r>
+        <w:t xml:space="preserve"> címen, amely a </w:t>
       </w:r>
       <w:r>
         <w:t>Fő Iroda</w:t>
       </w:r>
       <w:r>
-        <w:t xml:space="preserve"> Border routeren létrehozott GRE alagút interfészének IP címe.</w:t>
+        <w:t xml:space="preserve"> </w:t>
+      </w:r>
+      <w:proofErr w:type="spellStart"/>
+      <w:r>
+        <w:t>Border</w:t>
+      </w:r>
+      <w:proofErr w:type="spellEnd"/>
+      <w:r>
+        <w:t xml:space="preserve"> routeren létrehozott GRE alagút interfészének IP címe.</w:t>
       </w:r>
     </w:p>
     <w:p>
@@ -19482,11 +21863,24 @@
         <w:t>os</w:t>
       </w:r>
       <w:r>
-        <w:t xml:space="preserve"> ip címen, amely a </w:t>
-      </w:r>
-      <w:r>
-        <w:t>Melléképület Border</w:t>
-      </w:r>
+        <w:t xml:space="preserve"> </w:t>
+      </w:r>
+      <w:proofErr w:type="spellStart"/>
+      <w:r>
+        <w:t>ip</w:t>
+      </w:r>
+      <w:proofErr w:type="spellEnd"/>
+      <w:r>
+        <w:t xml:space="preserve"> címen, amely a </w:t>
+      </w:r>
+      <w:r>
+        <w:t xml:space="preserve">Melléképület </w:t>
+      </w:r>
+      <w:proofErr w:type="spellStart"/>
+      <w:r>
+        <w:t>Border</w:t>
+      </w:r>
+      <w:proofErr w:type="spellEnd"/>
       <w:r>
         <w:t xml:space="preserve"> routeren létrehozott GRE alagút interfészének IP címe.</w:t>
       </w:r>
@@ -19564,15 +21958,28 @@
         <w:pStyle w:val="Tesztelsialcmek"/>
       </w:pPr>
       <w:r>
-        <w:t>GRE over IPsec</w:t>
-      </w:r>
+        <w:t xml:space="preserve">GRE over </w:t>
+      </w:r>
+      <w:proofErr w:type="spellStart"/>
+      <w:r>
+        <w:t>IPsec</w:t>
+      </w:r>
+      <w:proofErr w:type="spellEnd"/>
     </w:p>
     <w:p>
       <w:pPr>
         <w:pStyle w:val="Szvegek"/>
       </w:pPr>
       <w:r>
-        <w:t xml:space="preserve">Az IPsec kapcsolata az IR2-BR – </w:t>
+        <w:t xml:space="preserve">Az </w:t>
+      </w:r>
+      <w:proofErr w:type="spellStart"/>
+      <w:r>
+        <w:t>IPsec</w:t>
+      </w:r>
+      <w:proofErr w:type="spellEnd"/>
+      <w:r>
+        <w:t xml:space="preserve"> kapcsolata az IR2-BR – </w:t>
       </w:r>
       <w:r>
         <w:t>IR1-BR,</w:t>
@@ -19637,7 +22044,15 @@
         </w:r>
       </w:fldSimple>
       <w:r>
-        <w:t>. ábra - Tesztelés - Recepció // IR2-BR - IR1-BR IPsec működik</w:t>
+        <w:t xml:space="preserve">. ábra - Tesztelés - Recepció // IR2-BR - IR1-BR </w:t>
+      </w:r>
+      <w:proofErr w:type="spellStart"/>
+      <w:r>
+        <w:t>IPsec</w:t>
+      </w:r>
+      <w:proofErr w:type="spellEnd"/>
+      <w:r>
+        <w:t xml:space="preserve"> működik</w:t>
       </w:r>
     </w:p>
     <w:p>
@@ -19697,7 +22112,15 @@
         </w:r>
       </w:fldSimple>
       <w:r>
-        <w:t>. ábra - Tesztelés - Recepció // IR2-BR - IR3-BR IPsec működik</w:t>
+        <w:t xml:space="preserve">. ábra - Tesztelés - Recepció // IR2-BR - IR3-BR </w:t>
+      </w:r>
+      <w:proofErr w:type="spellStart"/>
+      <w:r>
+        <w:t>IPsec</w:t>
+      </w:r>
+      <w:proofErr w:type="spellEnd"/>
+      <w:r>
+        <w:t xml:space="preserve"> működik</w:t>
       </w:r>
     </w:p>
     <w:p>
@@ -19791,7 +22214,15 @@
         </w:r>
       </w:fldSimple>
       <w:r>
-        <w:t>. ábra - Tesztelés - Recepció // Ping az ISP felé</w:t>
+        <w:t xml:space="preserve">. ábra - Tesztelés - Recepció // </w:t>
+      </w:r>
+      <w:proofErr w:type="spellStart"/>
+      <w:r>
+        <w:t>Ping</w:t>
+      </w:r>
+      <w:proofErr w:type="spellEnd"/>
+      <w:r>
+        <w:t xml:space="preserve"> az ISP felé</w:t>
       </w:r>
     </w:p>
     <w:p>
@@ -20206,7 +22637,15 @@
         </w:r>
       </w:fldSimple>
       <w:r>
-        <w:t>. ábra - Tesztelés - Melléképület // Ping az ISP felé</w:t>
+        <w:t xml:space="preserve">. ábra - Tesztelés - Melléképület // </w:t>
+      </w:r>
+      <w:proofErr w:type="spellStart"/>
+      <w:r>
+        <w:t>Ping</w:t>
+      </w:r>
+      <w:proofErr w:type="spellEnd"/>
+      <w:r>
+        <w:t xml:space="preserve"> az ISP felé</w:t>
       </w:r>
     </w:p>
     <w:p>
@@ -20320,8 +22759,16 @@
         <w:rPr>
           <w:rStyle w:val="konfigurciChar"/>
         </w:rPr>
-        <w:t xml:space="preserve"> tracert</w:t>
-      </w:r>
+        <w:t xml:space="preserve"> </w:t>
+      </w:r>
+      <w:proofErr w:type="spellStart"/>
+      <w:r>
+        <w:rPr>
+          <w:rStyle w:val="konfigurciChar"/>
+        </w:rPr>
+        <w:t>tracert</w:t>
+      </w:r>
+      <w:proofErr w:type="spellEnd"/>
       <w:r>
         <w:t xml:space="preserve"> paranccsal követtük.</w:t>
       </w:r>
@@ -20349,7 +22796,15 @@
         <w:t>ö</w:t>
       </w:r>
       <w:r>
-        <w:t>s ip címen, amely</w:t>
+        <w:t xml:space="preserve">s </w:t>
+      </w:r>
+      <w:proofErr w:type="spellStart"/>
+      <w:r>
+        <w:t>ip</w:t>
+      </w:r>
+      <w:proofErr w:type="spellEnd"/>
+      <w:r>
+        <w:t xml:space="preserve"> címen, amely</w:t>
       </w:r>
       <w:r>
         <w:t xml:space="preserve"> a</w:t>
@@ -20361,7 +22816,15 @@
         <w:t>Recepció</w:t>
       </w:r>
       <w:r>
-        <w:t xml:space="preserve"> Border routeren létrehozott GRE alagút interfészének IP címe.</w:t>
+        <w:t xml:space="preserve"> </w:t>
+      </w:r>
+      <w:proofErr w:type="spellStart"/>
+      <w:r>
+        <w:t>Border</w:t>
+      </w:r>
+      <w:proofErr w:type="spellEnd"/>
+      <w:r>
+        <w:t xml:space="preserve"> routeren létrehozott GRE alagút interfészének IP címe.</w:t>
       </w:r>
     </w:p>
     <w:p>
@@ -20431,16 +22894,26 @@
         <w:lastRenderedPageBreak/>
         <w:t xml:space="preserve">GRE over </w:t>
       </w:r>
+      <w:proofErr w:type="spellStart"/>
       <w:r>
         <w:t>IPsec</w:t>
       </w:r>
+      <w:proofErr w:type="spellEnd"/>
     </w:p>
     <w:p>
       <w:pPr>
         <w:pStyle w:val="Szvegek"/>
       </w:pPr>
       <w:r>
-        <w:t>Az IPsec kapcsolat</w:t>
+        <w:t xml:space="preserve">Az </w:t>
+      </w:r>
+      <w:proofErr w:type="spellStart"/>
+      <w:r>
+        <w:t>IPsec</w:t>
+      </w:r>
+      <w:proofErr w:type="spellEnd"/>
+      <w:r>
+        <w:t xml:space="preserve"> kapcsolat</w:t>
       </w:r>
       <w:r>
         <w:t xml:space="preserve">a az </w:t>
@@ -20511,7 +22984,15 @@
         </w:r>
       </w:fldSimple>
       <w:r>
-        <w:t>. ábra - Tesztelés - Melléképület // IPsec működik</w:t>
+        <w:t xml:space="preserve">. ábra - Tesztelés - Melléképület // </w:t>
+      </w:r>
+      <w:proofErr w:type="spellStart"/>
+      <w:r>
+        <w:t>IPsec</w:t>
+      </w:r>
+      <w:proofErr w:type="spellEnd"/>
+      <w:r>
+        <w:t xml:space="preserve"> működik</w:t>
       </w:r>
     </w:p>
     <w:p>
@@ -20635,7 +23116,15 @@
         <w:t>a</w:t>
       </w:r>
       <w:r>
-        <w:t xml:space="preserve"> Domain-ben </w:t>
+        <w:t xml:space="preserve"> </w:t>
+      </w:r>
+      <w:proofErr w:type="spellStart"/>
+      <w:r>
+        <w:t>Domain</w:t>
+      </w:r>
+      <w:proofErr w:type="spellEnd"/>
+      <w:r>
+        <w:t xml:space="preserve">-ben </w:t>
       </w:r>
       <w:r>
         <w:t>felvett felhasználó fiókjával</w:t>
@@ -20738,8 +23227,16 @@
         <w:rPr>
           <w:rStyle w:val="konfigurciChar"/>
         </w:rPr>
-        <w:t xml:space="preserve"> nslookup</w:t>
-      </w:r>
+        <w:t xml:space="preserve"> </w:t>
+      </w:r>
+      <w:proofErr w:type="spellStart"/>
+      <w:r>
+        <w:rPr>
+          <w:rStyle w:val="konfigurciChar"/>
+        </w:rPr>
+        <w:t>nslookup</w:t>
+      </w:r>
+      <w:proofErr w:type="spellEnd"/>
       <w:r>
         <w:rPr>
           <w:rStyle w:val="konfigurciChar"/>
@@ -20814,7 +23311,15 @@
         <w:pStyle w:val="Szvegek"/>
       </w:pPr>
       <w:r>
-        <w:t>A Domainhez tartozó eszközök IP címeinek elérhetőségeit teszteltük le.</w:t>
+        <w:t xml:space="preserve">A </w:t>
+      </w:r>
+      <w:proofErr w:type="spellStart"/>
+      <w:r>
+        <w:t>Domainhez</w:t>
+      </w:r>
+      <w:proofErr w:type="spellEnd"/>
+      <w:r>
+        <w:t xml:space="preserve"> tartozó eszközök IP címeinek elérhetőségeit teszteltük le.</w:t>
       </w:r>
     </w:p>
     <w:p>
@@ -20963,7 +23468,15 @@
         <w:t>A kliens gépen teszteltük a fileszerver működését.</w:t>
       </w:r>
       <w:r>
-        <w:t xml:space="preserve"> A domainben felvett felhasználóval </w:t>
+        <w:t xml:space="preserve"> A </w:t>
+      </w:r>
+      <w:proofErr w:type="spellStart"/>
+      <w:r>
+        <w:t>domainben</w:t>
+      </w:r>
+      <w:proofErr w:type="spellEnd"/>
+      <w:r>
+        <w:t xml:space="preserve"> felvett felhasználóval </w:t>
       </w:r>
       <w:r>
         <w:t>sikeresen csatlakoztunk a megosztott mappá</w:t>
@@ -22068,9 +24581,11 @@
               <w:pStyle w:val="Szvegek"/>
               <w:ind w:firstLine="0"/>
             </w:pPr>
+            <w:proofErr w:type="spellStart"/>
             <w:r>
               <w:t>Switch</w:t>
             </w:r>
+            <w:proofErr w:type="spellEnd"/>
           </w:p>
         </w:tc>
         <w:tc>
@@ -22694,7 +25209,7 @@
         <w:rPr>
           <w:noProof/>
         </w:rPr>
-        <w:t>Fő Iroda</w:t>
+        <w:t>Tesztelés</w:t>
       </w:r>
     </w:fldSimple>
   </w:p>

--- a/Dokumentáció.docx
+++ b/Dokumentáció.docx
@@ -113,6 +113,7 @@
           <w:rFonts w:cs="Times New Roman"/>
           <w:b/>
           <w:sz w:val="48"/>
+          <w:highlight w:val="cyan"/>
         </w:rPr>
         <w:t>VIZSGAREMEK</w:t>
       </w:r>
@@ -25209,7 +25210,7 @@
         <w:rPr>
           <w:noProof/>
         </w:rPr>
-        <w:t>Tesztelés</w:t>
+        <w:t>Bemutatkozás</w:t>
       </w:r>
     </w:fldSimple>
   </w:p>
